--- a/projects/2026-10-apart-collusion-sprint/report/REPORT.docx
+++ b/projects/2026-10-apart-collusion-sprint/report/REPORT.docx
@@ -10,7 +10,7 @@
         <w:rPr>
           <w:rFonts w:ascii="Calibri" w:cs="Calibri" w:eastAsia="Calibri" w:hAnsi="Calibri"/>
         </w:rPr>
-        <w:t xml:space="preserve">The Channel Changed Nothing: Shared Incentives, Not Private Talk, Make LLM Reviewers Approve False Claims, and Only a Twin Record Exposes a Pact</w:t>
+        <w:t xml:space="preserve">Paid to Say Yes: A Private Channel Did Not Make AI Reviewers Approve False Claims. Their Reward Did.</w:t>
       </w:r>
     </w:p>
     <w:p>

--- a/projects/2026-10-apart-collusion-sprint/report/REPORT.docx
+++ b/projects/2026-10-apart-collusion-sprint/report/REPORT.docx
@@ -10,7 +10,7 @@
         <w:rPr>
           <w:rFonts w:ascii="Calibri" w:cs="Calibri" w:eastAsia="Calibri" w:hAnsi="Calibri"/>
         </w:rPr>
-        <w:t xml:space="preserve">Paid to Say Yes: A Private Channel Did Not Make AI Reviewers Approve False Claims. Their Reward Did.</w:t>
+        <w:t xml:space="preserve">Did They Collude or Just Agree? What Counts as Evidence of Collusion Among AI Reviewers</w:t>
       </w:r>
     </w:p>
     <w:p>

--- a/projects/2026-10-apart-collusion-sprint/report/REPORT.docx
+++ b/projects/2026-10-apart-collusion-sprint/report/REPORT.docx
@@ -23,7 +23,13 @@
           <w:b/>
           <w:bCs/>
         </w:rPr>
-        <w:t xml:space="preserve">[AUTHOR: name, affiliation, email]</w:t>
+        <w:t xml:space="preserve">Jan Samuel Matuba</w:t>
+      </w:r>
+      <w:r>
+        <w:rPr>
+          <w:rFonts w:ascii="Calibri" w:cs="Calibri" w:eastAsia="Calibri" w:hAnsi="Calibri"/>
+        </w:rPr>
+        <w:t xml:space="preserve">, Independent Researcher (jscmatuba@gmail.com)</w:t>
       </w:r>
     </w:p>
     <w:p>
@@ -5459,7 +5465,7 @@
         <w:rPr>
           <w:rFonts w:ascii="Calibri" w:cs="Calibri" w:eastAsia="Calibri" w:hAnsi="Calibri"/>
         </w:rPr>
-        <w:t xml:space="preserve"> A preregistration is a written plan of the hypotheses, the tests, and the pass marks, frozen before the data exist. I froze mine on 2026-10-26 at about 06:15 UTC, before the dev and held-out runs. The sprint deadline, 2026-10-25 23:59 Anywhere on Earth, is 2026-10-26 11:59 UTC, so the freeze is inside the sprint window. "Held-out" means the six case families (F07 to F12) that I kept apart from all tuning. The other six (F01 to F06) are the dev split. The confirmatory auditor is the hand-written scoring rule in Appendix C, unchanged since 2026-10-23. Every model after DeepSeek chat was added after I saw the DeepSeek results. These runs are exploratory. All amendments are dated in the preregistration file.</w:t>
+        <w:t xml:space="preserve"> A preregistration is a written plan of the hypotheses, the tests, and the pass marks, frozen before the data exist. I froze mine on 2026-10-26, inside the sprint window in Anywhere-on-Earth time, before the dev and held-out runs. "Held-out" means the six case families (F07 to F12) that I kept apart from all tuning. The other six (F01 to F06) are the dev split. The confirmatory auditor is the hand-written scoring rule in Appendix C, unchanged since 2026-10-23. Every model after DeepSeek chat was added after I saw the DeepSeek results. These runs are exploratory. All amendments are dated in the preregistration file.</w:t>
       </w:r>
     </w:p>
     <w:p>
@@ -13301,7 +13307,7 @@
         <w:rPr>
           <w:rFonts w:ascii="Calibri" w:cs="Calibri" w:eastAsia="Calibri" w:hAnsi="Calibri"/>
         </w:rPr>
-        <w:t xml:space="preserve">Repository: https://github.com/sammatuba/ai-safety. The code is in </w:t>
+        <w:t xml:space="preserve">Repository: https://github.com/sammatuba/collude-or-agree. The code is in </w:t>
       </w:r>
       <w:r>
         <w:rPr>
@@ -13385,7 +13391,7 @@
         <w:rPr>
           <w:rFonts w:ascii="Calibri" w:cs="Calibri" w:eastAsia="Calibri" w:hAnsi="Calibri"/>
         </w:rPr>
-        <w:t xml:space="preserve">. [AUTHOR: make sure that the repository is public before you submit.]</w:t>
+        <w:t xml:space="preserve">.</w:t>
       </w:r>
     </w:p>
     <w:p>
@@ -14300,7 +14306,7 @@
         <w:rPr>
           <w:rFonts w:ascii="Calibri" w:cs="Calibri" w:eastAsia="Calibri" w:hAnsi="Calibri"/>
         </w:rPr>
-        <w:t xml:space="preserve">Appendix B. Work done before the sprint and AI assistance</w:t>
+        <w:t xml:space="preserve">Appendix B. Preexisting work and LLM usage statement</w:t>
       </w:r>
     </w:p>
     <w:p>
@@ -14318,55 +14324,13 @@
           <w:b/>
           <w:bCs/>
         </w:rPr>
-        <w:t xml:space="preserve">Code.</w:t>
-      </w:r>
-      <w:r>
-        <w:rPr>
-          <w:rFonts w:ascii="Calibri" w:cs="Calibri" w:eastAsia="Calibri" w:hAnsi="Calibri"/>
-        </w:rPr>
-        <w:t xml:space="preserve"> I wrote the code in </w:t>
-      </w:r>
-      <w:r>
-        <w:rPr>
-          <w:rFonts w:ascii="Consolas" w:cs="Consolas" w:eastAsia="Consolas" w:hAnsi="Consolas"/>
-          <w:sz w:val="19"/>
-          <w:szCs w:val="19"/>
-        </w:rPr>
-        <w:t xml:space="preserve">lab/</w:t>
-      </w:r>
-      <w:r>
-        <w:rPr>
-          <w:rFonts w:ascii="Calibri" w:cs="Calibri" w:eastAsia="Calibri" w:hAnsi="Calibri"/>
-        </w:rPr>
-        <w:t xml:space="preserve"> with AI assistance on 2026-10-23 (local date, UTC+8). The git history starts at 2026-10-23 17:23 UTC+8 (09:23 UTC). There are no earlier commits. In Anywhere-on-Earth time, this commit is on 2026-10-22. On 2026-10-26 (UTC+8), I added the analysis scripts in </w:t>
-      </w:r>
-      <w:r>
-        <w:rPr>
-          <w:rFonts w:ascii="Consolas" w:cs="Consolas" w:eastAsia="Consolas" w:hAnsi="Consolas"/>
-          <w:sz w:val="19"/>
-          <w:szCs w:val="19"/>
-        </w:rPr>
-        <w:t xml:space="preserve">report/</w:t>
-      </w:r>
-      <w:r>
-        <w:rPr>
-          <w:rFonts w:ascii="Calibri" w:cs="Calibri" w:eastAsia="Calibri" w:hAnsi="Calibri"/>
-        </w:rPr>
-        <w:t xml:space="preserve"> and two small settings in </w:t>
-      </w:r>
-      <w:r>
-        <w:rPr>
-          <w:rFonts w:ascii="Consolas" w:cs="Consolas" w:eastAsia="Consolas" w:hAnsi="Consolas"/>
-          <w:sz w:val="19"/>
-          <w:szCs w:val="19"/>
-        </w:rPr>
-        <w:t xml:space="preserve">llm.py</w:t>
-      </w:r>
-      <w:r>
-        <w:rPr>
-          <w:rFonts w:ascii="Calibri" w:cs="Calibri" w:eastAsia="Calibri" w:hAnsi="Calibri"/>
-        </w:rPr>
-        <w:t xml:space="preserve"> (key file and reply limit). I also made all language-model runs, the hand classification, and this report. [AUTHOR: if the official start was after 09:23 UTC on 2026-10-23, add: "I wrote the test environment before the official start. It is preexisting work."]</w:t>
+        <w:t xml:space="preserve">Before the sprint.</w:t>
+      </w:r>
+      <w:r>
+        <w:rPr>
+          <w:rFonts w:ascii="Calibri" w:cs="Calibri" w:eastAsia="Calibri" w:hAnsi="Calibri"/>
+        </w:rPr>
+        <w:t xml:space="preserve"> I worked out the research question and the framework in the week before the sprint, as notes. The framework was the review game, the eight settings, the five causes of agreement, the plus-factor idea, and the reading list. No code, prompts, runs, or results existed before the sprint.</w:t>
       </w:r>
     </w:p>
     <w:p>
@@ -14384,13 +14348,27 @@
           <w:b/>
           <w:bCs/>
         </w:rPr>
-        <w:t xml:space="preserve">Concepts.</w:t>
-      </w:r>
-      <w:r>
-        <w:rPr>
-          <w:rFonts w:ascii="Calibri" w:cs="Calibri" w:eastAsia="Calibri" w:hAnsi="Calibri"/>
-        </w:rPr>
-        <w:t xml:space="preserve"> Three concepts come from my earlier work on the Grid Nowcast ontology: "claim versus accepted fact", "source lineage", and "review decision as a separate act". I use no Grid Nowcast code.</w:t>
+        <w:t xml:space="preserve">During the sprint.</w:t>
+      </w:r>
+      <w:r>
+        <w:rPr>
+          <w:rFonts w:ascii="Calibri" w:cs="Calibri" w:eastAsia="Calibri" w:hAnsi="Calibri"/>
+        </w:rPr>
+        <w:t xml:space="preserve"> Everything reported here: the code in </w:t>
+      </w:r>
+      <w:r>
+        <w:rPr>
+          <w:rFonts w:ascii="Consolas" w:cs="Consolas" w:eastAsia="Consolas" w:hAnsi="Consolas"/>
+          <w:sz w:val="19"/>
+          <w:szCs w:val="19"/>
+        </w:rPr>
+        <w:t xml:space="preserve">lab/</w:t>
+      </w:r>
+      <w:r>
+        <w:rPr>
+          <w:rFonts w:ascii="Calibri" w:cs="Calibri" w:eastAsia="Calibri" w:hAnsi="Calibri"/>
+        </w:rPr>
+        <w:t xml:space="preserve">, the preregistration, all runs, the hand classification, the analysis scripts, the figures, and this report. The README of the repository says the same.</w:t>
       </w:r>
     </w:p>
     <w:p>
@@ -14408,55 +14386,7 @@
           <w:b/>
           <w:bCs/>
         </w:rPr>
-        <w:t xml:space="preserve">Scoping notes.</w:t>
-      </w:r>
-      <w:r>
-        <w:rPr>
-          <w:rFonts w:ascii="Calibri" w:cs="Calibri" w:eastAsia="Calibri" w:hAnsi="Calibri"/>
-        </w:rPr>
-        <w:t xml:space="preserve"> A research starter document from 2026-10-20 defined the question. It contains no code.</w:t>
-      </w:r>
-    </w:p>
-    <w:p>
-      <w:pPr>
-        <w:pStyle w:val="ListParagraph"/>
-        <w:numPr>
-          <w:ilvl w:val="0"/>
-          <w:numId w:val="6"/>
-        </w:numPr>
-        <w:spacing w:after="60"/>
-      </w:pPr>
-      <w:r>
-        <w:rPr>
-          <w:rFonts w:ascii="Calibri" w:cs="Calibri" w:eastAsia="Calibri" w:hAnsi="Calibri"/>
-          <w:b/>
-          <w:bCs/>
-        </w:rPr>
-        <w:t xml:space="preserve">New during the sprint.</w:t>
-      </w:r>
-      <w:r>
-        <w:rPr>
-          <w:rFonts w:ascii="Calibri" w:cs="Calibri" w:eastAsia="Calibri" w:hAnsi="Calibri"/>
-        </w:rPr>
-        <w:t xml:space="preserve"> Everything reported here: the game and auditor code, the preregistration, all runs, the hand classification, the analysis scripts, the figures, and this report. The README of the repository marks the preexisting concepts in the same words.</w:t>
-      </w:r>
-    </w:p>
-    <w:p>
-      <w:pPr>
-        <w:pStyle w:val="ListParagraph"/>
-        <w:numPr>
-          <w:ilvl w:val="0"/>
-          <w:numId w:val="6"/>
-        </w:numPr>
-        <w:spacing w:after="60"/>
-      </w:pPr>
-      <w:r>
-        <w:rPr>
-          <w:rFonts w:ascii="Calibri" w:cs="Calibri" w:eastAsia="Calibri" w:hAnsi="Calibri"/>
-          <w:b/>
-          <w:bCs/>
-        </w:rPr>
-        <w:t xml:space="preserve">AI assistance.</w:t>
+        <w:t xml:space="preserve">LLM usage.</w:t>
       </w:r>
       <w:r>
         <w:rPr>
@@ -14476,7 +14406,7 @@
         <w:rPr>
           <w:rFonts w:ascii="Calibri" w:cs="Calibri" w:eastAsia="Calibri" w:hAnsi="Calibri"/>
         </w:rPr>
-        <w:t xml:space="preserve">. The assistant re-checked each quote used in this paper against the fetched text. I checked the numbers against the saved results. [AUTHOR: confirm that you used the commands in Appendix C.]</w:t>
+        <w:t xml:space="preserve">. The assistant re-checked each quote used in this paper against the fetched text. An AI assistant classified the 108 E1 trajectories with the criteria in Appendix E, and I spot-checked the tables. I checked the numbers against the saved results. [AUTHOR: confirm that you used the commands in Appendix C.]</w:t>
       </w:r>
     </w:p>
     <w:p>

--- a/projects/2026-10-apart-collusion-sprint/report/REPORT.docx
+++ b/projects/2026-10-apart-collusion-sprint/report/REPORT.docx
@@ -404,7 +404,7 @@
         <w:rPr>
           <w:rFonts w:ascii="Calibri" w:cs="Calibri" w:eastAsia="Calibri" w:hAnsi="Calibri"/>
         </w:rPr>
-        <w:t xml:space="preserve"> One structure in three settings. [INTERPRETATION]</w:t>
+        <w:t xml:space="preserve"> One structure in three settings.</w:t>
       </w:r>
     </w:p>
     <w:tbl>
@@ -1036,7 +1036,59 @@
         <w:rPr>
           <w:rFonts w:ascii="Calibri" w:cs="Calibri" w:eastAsia="Calibri" w:hAnsi="Calibri"/>
         </w:rPr>
-        <w:t xml:space="preserve">This is an old problem for regulators. After the California crisis of 2000 to 2001, the US Federal Energy Regulatory Commission (FERC) checked whether generators had declared units unavailable without cause. For one owner, staff found "no credible evidence" of withholding [S28]. For two sellers, FERC alleged "coordinated efforts to manipulate electricity prices" [S29]. The same record, a unit declared unavailable, can come from a fault, from one firm's strategy, or from a coalition. The market rules list "unexplained or unusual redeclarations of availability" as an indicator, not as proof [S30]. At San Bruno, a pipeline database copied an "erroneous material description" from a 1956 accounting voucher, and every later analysis relied on it [S34]. Three records that agree can share one wrong origin.</w:t>
+        <w:t xml:space="preserve">This is an old problem for regulators. After the California crisis of 2000 to 2001, the US Federal Energy Regulatory Commission (FERC) checked whether generators had declared units unavailable without cause. For one owner, staff found "no credible evidence" of withholding </w:t>
+      </w:r>
+      <w:r>
+        <w:rPr>
+          <w:rFonts w:ascii="Calibri" w:cs="Calibri" w:eastAsia="Calibri" w:hAnsi="Calibri"/>
+          <w:vertAlign w:val="superscript"/>
+        </w:rPr>
+        <w:t xml:space="preserve">1</w:t>
+      </w:r>
+      <w:r>
+        <w:rPr>
+          <w:rFonts w:ascii="Calibri" w:cs="Calibri" w:eastAsia="Calibri" w:hAnsi="Calibri"/>
+        </w:rPr>
+        <w:t xml:space="preserve">. For two sellers, FERC alleged "coordinated efforts to manipulate electricity prices" </w:t>
+      </w:r>
+      <w:r>
+        <w:rPr>
+          <w:rFonts w:ascii="Calibri" w:cs="Calibri" w:eastAsia="Calibri" w:hAnsi="Calibri"/>
+          <w:vertAlign w:val="superscript"/>
+        </w:rPr>
+        <w:t xml:space="preserve">2</w:t>
+      </w:r>
+      <w:r>
+        <w:rPr>
+          <w:rFonts w:ascii="Calibri" w:cs="Calibri" w:eastAsia="Calibri" w:hAnsi="Calibri"/>
+        </w:rPr>
+        <w:t xml:space="preserve">. The same record, a unit declared unavailable, can come from a fault, from one firm's strategy, or from a coalition. The market rules list "unexplained or unusual redeclarations of availability" as an indicator, not as proof </w:t>
+      </w:r>
+      <w:r>
+        <w:rPr>
+          <w:rFonts w:ascii="Calibri" w:cs="Calibri" w:eastAsia="Calibri" w:hAnsi="Calibri"/>
+          <w:vertAlign w:val="superscript"/>
+        </w:rPr>
+        <w:t xml:space="preserve">3</w:t>
+      </w:r>
+      <w:r>
+        <w:rPr>
+          <w:rFonts w:ascii="Calibri" w:cs="Calibri" w:eastAsia="Calibri" w:hAnsi="Calibri"/>
+        </w:rPr>
+        <w:t xml:space="preserve">. At San Bruno, a pipeline database copied an "erroneous material description" from a 1956 accounting voucher, and every later analysis relied on it </w:t>
+      </w:r>
+      <w:r>
+        <w:rPr>
+          <w:rFonts w:ascii="Calibri" w:cs="Calibri" w:eastAsia="Calibri" w:hAnsi="Calibri"/>
+          <w:vertAlign w:val="superscript"/>
+        </w:rPr>
+        <w:t xml:space="preserve">4</w:t>
+      </w:r>
+      <w:r>
+        <w:rPr>
+          <w:rFonts w:ascii="Calibri" w:cs="Calibri" w:eastAsia="Calibri" w:hAnsi="Calibri"/>
+        </w:rPr>
+        <w:t xml:space="preserve">. Three records that agree can share one wrong origin.</w:t>
       </w:r>
     </w:p>
     <w:p>
@@ -1077,7 +1129,59 @@
         <w:rPr>
           <w:rFonts w:ascii="Calibri" w:cs="Calibri" w:eastAsia="Calibri" w:hAnsi="Calibri"/>
         </w:rPr>
-        <w:t xml:space="preserve"> Antitrust law has worked on this question for a century. Parallel conduct alone does not show an agreement [S40]. One invitation that is known to reach all competitors, followed by uniform action, can [S41]. In the EU case Eturas [S42], a recipient of a collusive message can rebut participation by objecting or by acting against the message. Use of the same pricing software is not an agreement, but pooled data "might change" that [S46]. From these cases comes the idea of </w:t>
+        <w:t xml:space="preserve"> Antitrust law has worked on this question for a century. Parallel conduct alone does not show an agreement </w:t>
+      </w:r>
+      <w:r>
+        <w:rPr>
+          <w:rFonts w:ascii="Calibri" w:cs="Calibri" w:eastAsia="Calibri" w:hAnsi="Calibri"/>
+          <w:vertAlign w:val="superscript"/>
+        </w:rPr>
+        <w:t xml:space="preserve">5</w:t>
+      </w:r>
+      <w:r>
+        <w:rPr>
+          <w:rFonts w:ascii="Calibri" w:cs="Calibri" w:eastAsia="Calibri" w:hAnsi="Calibri"/>
+        </w:rPr>
+        <w:t xml:space="preserve">. One invitation that is known to reach all competitors, followed by uniform action, can </w:t>
+      </w:r>
+      <w:r>
+        <w:rPr>
+          <w:rFonts w:ascii="Calibri" w:cs="Calibri" w:eastAsia="Calibri" w:hAnsi="Calibri"/>
+          <w:vertAlign w:val="superscript"/>
+        </w:rPr>
+        <w:t xml:space="preserve">6</w:t>
+      </w:r>
+      <w:r>
+        <w:rPr>
+          <w:rFonts w:ascii="Calibri" w:cs="Calibri" w:eastAsia="Calibri" w:hAnsi="Calibri"/>
+        </w:rPr>
+        <w:t xml:space="preserve">. In the EU case Eturas </w:t>
+      </w:r>
+      <w:r>
+        <w:rPr>
+          <w:rFonts w:ascii="Calibri" w:cs="Calibri" w:eastAsia="Calibri" w:hAnsi="Calibri"/>
+          <w:vertAlign w:val="superscript"/>
+        </w:rPr>
+        <w:t xml:space="preserve">7</w:t>
+      </w:r>
+      <w:r>
+        <w:rPr>
+          <w:rFonts w:ascii="Calibri" w:cs="Calibri" w:eastAsia="Calibri" w:hAnsi="Calibri"/>
+        </w:rPr>
+        <w:t xml:space="preserve">, a recipient of a collusive message can rebut participation by objecting or by acting against the message. Use of the same pricing software is not an agreement, but pooled data "might change" that </w:t>
+      </w:r>
+      <w:r>
+        <w:rPr>
+          <w:rFonts w:ascii="Calibri" w:cs="Calibri" w:eastAsia="Calibri" w:hAnsi="Calibri"/>
+          <w:vertAlign w:val="superscript"/>
+        </w:rPr>
+        <w:t xml:space="preserve">8</w:t>
+      </w:r>
+      <w:r>
+        <w:rPr>
+          <w:rFonts w:ascii="Calibri" w:cs="Calibri" w:eastAsia="Calibri" w:hAnsi="Calibri"/>
+        </w:rPr>
+        <w:t xml:space="preserve">. From these cases comes the idea of </w:t>
       </w:r>
       <w:r>
         <w:rPr>
@@ -1091,7 +1195,33 @@
         <w:rPr>
           <w:rFonts w:ascii="Calibri" w:cs="Calibri" w:eastAsia="Calibri" w:hAnsi="Calibri"/>
         </w:rPr>
-        <w:t xml:space="preserve">: evidence that is more probable under collusion than under parallel conduct [S2]. The sprint reading list for question 2.3 includes an antitrust article on plus factors [S2]. I do not claim that the idea is new. Its limit is that a legal standard sets a burden of proof; it does not give a detector a threshold.</w:t>
+        <w:t xml:space="preserve">: evidence that is more probable under collusion than under parallel conduct </w:t>
+      </w:r>
+      <w:r>
+        <w:rPr>
+          <w:rFonts w:ascii="Calibri" w:cs="Calibri" w:eastAsia="Calibri" w:hAnsi="Calibri"/>
+          <w:vertAlign w:val="superscript"/>
+        </w:rPr>
+        <w:t xml:space="preserve">9</w:t>
+      </w:r>
+      <w:r>
+        <w:rPr>
+          <w:rFonts w:ascii="Calibri" w:cs="Calibri" w:eastAsia="Calibri" w:hAnsi="Calibri"/>
+        </w:rPr>
+        <w:t xml:space="preserve">. The sprint reading list for question 2.3 includes an antitrust article on plus factors </w:t>
+      </w:r>
+      <w:r>
+        <w:rPr>
+          <w:rFonts w:ascii="Calibri" w:cs="Calibri" w:eastAsia="Calibri" w:hAnsi="Calibri"/>
+          <w:vertAlign w:val="superscript"/>
+        </w:rPr>
+        <w:t xml:space="preserve">9</w:t>
+      </w:r>
+      <w:r>
+        <w:rPr>
+          <w:rFonts w:ascii="Calibri" w:cs="Calibri" w:eastAsia="Calibri" w:hAnsi="Calibri"/>
+        </w:rPr>
+        <w:t xml:space="preserve">. I do not claim that the idea is new. Its limit is that a legal standard sets a burden of proof; it does not give a detector a threshold.</w:t>
       </w:r>
     </w:p>
     <w:p>
@@ -1124,7 +1254,20 @@
         <w:rPr>
           <w:rFonts w:ascii="Calibri" w:cs="Calibri" w:eastAsia="Calibri" w:hAnsi="Calibri"/>
         </w:rPr>
-        <w:t xml:space="preserve">, a second agent copies the first because the first agent's choice is evidence [R6]. In </w:t>
+        <w:t xml:space="preserve">, a second agent copies the first because the first agent's choice is evidence </w:t>
+      </w:r>
+      <w:r>
+        <w:rPr>
+          <w:rFonts w:ascii="Calibri" w:cs="Calibri" w:eastAsia="Calibri" w:hAnsi="Calibri"/>
+          <w:vertAlign w:val="superscript"/>
+        </w:rPr>
+        <w:t xml:space="preserve">10</w:t>
+      </w:r>
+      <w:r>
+        <w:rPr>
+          <w:rFonts w:ascii="Calibri" w:cs="Calibri" w:eastAsia="Calibri" w:hAnsi="Calibri"/>
+        </w:rPr>
+        <w:t xml:space="preserve">. In </w:t>
       </w:r>
       <w:r>
         <w:rPr>
@@ -1138,7 +1281,20 @@
         <w:rPr>
           <w:rFonts w:ascii="Calibri" w:cs="Calibri" w:eastAsia="Calibri" w:hAnsi="Calibri"/>
         </w:rPr>
-        <w:t xml:space="preserve">, a message from a sender with its own interest carries little information [R7]. In </w:t>
+        <w:t xml:space="preserve">, a message from a sender with its own interest carries little information </w:t>
+      </w:r>
+      <w:r>
+        <w:rPr>
+          <w:rFonts w:ascii="Calibri" w:cs="Calibri" w:eastAsia="Calibri" w:hAnsi="Calibri"/>
+          <w:vertAlign w:val="superscript"/>
+        </w:rPr>
+        <w:t xml:space="preserve">11</w:t>
+      </w:r>
+      <w:r>
+        <w:rPr>
+          <w:rFonts w:ascii="Calibri" w:cs="Calibri" w:eastAsia="Calibri" w:hAnsi="Calibri"/>
+        </w:rPr>
+        <w:t xml:space="preserve">. In </w:t>
       </w:r>
       <w:r>
         <w:rPr>
@@ -1152,7 +1308,20 @@
         <w:rPr>
           <w:rFonts w:ascii="Calibri" w:cs="Calibri" w:eastAsia="Calibri" w:hAnsi="Calibri"/>
         </w:rPr>
-        <w:t xml:space="preserve">, a sender who selects which true facts to show can move a rational receiver to a false belief [R8]. </w:t>
+        <w:t xml:space="preserve">, a sender who selects which true facts to show can move a rational receiver to a false belief </w:t>
+      </w:r>
+      <w:r>
+        <w:rPr>
+          <w:rFonts w:ascii="Calibri" w:cs="Calibri" w:eastAsia="Calibri" w:hAnsi="Calibri"/>
+          <w:vertAlign w:val="superscript"/>
+        </w:rPr>
+        <w:t xml:space="preserve">12</w:t>
+      </w:r>
+      <w:r>
+        <w:rPr>
+          <w:rFonts w:ascii="Calibri" w:cs="Calibri" w:eastAsia="Calibri" w:hAnsi="Calibri"/>
+        </w:rPr>
+        <w:t xml:space="preserve">. </w:t>
       </w:r>
       <w:r>
         <w:rPr>
@@ -1166,7 +1335,20 @@
         <w:rPr>
           <w:rFonts w:ascii="Calibri" w:cs="Calibri" w:eastAsia="Calibri" w:hAnsi="Calibri"/>
         </w:rPr>
-        <w:t xml:space="preserve"> in multi-agent debate shows the cascade effect in language models [R15].</w:t>
+        <w:t xml:space="preserve"> in multi-agent debate shows the cascade effect in language models </w:t>
+      </w:r>
+      <w:r>
+        <w:rPr>
+          <w:rFonts w:ascii="Calibri" w:cs="Calibri" w:eastAsia="Calibri" w:hAnsi="Calibri"/>
+          <w:vertAlign w:val="superscript"/>
+        </w:rPr>
+        <w:t xml:space="preserve">13</w:t>
+      </w:r>
+      <w:r>
+        <w:rPr>
+          <w:rFonts w:ascii="Calibri" w:cs="Calibri" w:eastAsia="Calibri" w:hAnsi="Calibri"/>
+        </w:rPr>
+        <w:t xml:space="preserve">.</w:t>
       </w:r>
     </w:p>
     <w:p>
@@ -1199,7 +1381,20 @@
         <w:rPr>
           <w:rFonts w:ascii="Calibri" w:cs="Calibri" w:eastAsia="Calibri" w:hAnsi="Calibri"/>
         </w:rPr>
-        <w:t xml:space="preserve"> [R12] defines collusion among AI agents and studies messages that are hidden from the monitor. </w:t>
+        <w:t xml:space="preserve"> </w:t>
+      </w:r>
+      <w:r>
+        <w:rPr>
+          <w:rFonts w:ascii="Calibri" w:cs="Calibri" w:eastAsia="Calibri" w:hAnsi="Calibri"/>
+          <w:vertAlign w:val="superscript"/>
+        </w:rPr>
+        <w:t xml:space="preserve">14</w:t>
+      </w:r>
+      <w:r>
+        <w:rPr>
+          <w:rFonts w:ascii="Calibri" w:cs="Calibri" w:eastAsia="Calibri" w:hAnsi="Calibri"/>
+        </w:rPr>
+        <w:t xml:space="preserve"> defines collusion among AI agents and studies messages that are hidden from the monitor. </w:t>
       </w:r>
       <w:r>
         <w:rPr>
@@ -1213,7 +1408,20 @@
         <w:rPr>
           <w:rFonts w:ascii="Calibri" w:cs="Calibri" w:eastAsia="Calibri" w:hAnsi="Calibri"/>
         </w:rPr>
-        <w:t xml:space="preserve"> [S1] audits collusion in cooperative multi-agent tasks and reports "collusion on paper": agents agree in text to collude, but their actions do not follow. </w:t>
+        <w:t xml:space="preserve"> </w:t>
+      </w:r>
+      <w:r>
+        <w:rPr>
+          <w:rFonts w:ascii="Calibri" w:cs="Calibri" w:eastAsia="Calibri" w:hAnsi="Calibri"/>
+          <w:vertAlign w:val="superscript"/>
+        </w:rPr>
+        <w:t xml:space="preserve">15</w:t>
+      </w:r>
+      <w:r>
+        <w:rPr>
+          <w:rFonts w:ascii="Calibri" w:cs="Calibri" w:eastAsia="Calibri" w:hAnsi="Calibri"/>
+        </w:rPr>
+        <w:t xml:space="preserve"> audits collusion in cooperative multi-agent tasks and reports "collusion on paper": agents agree in text to collude, but their actions do not follow. </w:t>
       </w:r>
       <w:r>
         <w:rPr>
@@ -1227,7 +1435,20 @@
         <w:rPr>
           <w:rFonts w:ascii="Calibri" w:cs="Calibri" w:eastAsia="Calibri" w:hAnsi="Calibri"/>
         </w:rPr>
-        <w:t xml:space="preserve"> [R14] shows that agents can release true pieces of evidence that together cause a false belief. </w:t>
+        <w:t xml:space="preserve"> </w:t>
+      </w:r>
+      <w:r>
+        <w:rPr>
+          <w:rFonts w:ascii="Calibri" w:cs="Calibri" w:eastAsia="Calibri" w:hAnsi="Calibri"/>
+          <w:vertAlign w:val="superscript"/>
+        </w:rPr>
+        <w:t xml:space="preserve">16</w:t>
+      </w:r>
+      <w:r>
+        <w:rPr>
+          <w:rFonts w:ascii="Calibri" w:cs="Calibri" w:eastAsia="Calibri" w:hAnsi="Calibri"/>
+        </w:rPr>
+        <w:t xml:space="preserve"> shows that agents can release true pieces of evidence that together cause a false belief. </w:t>
       </w:r>
       <w:r>
         <w:rPr>
@@ -1241,7 +1462,20 @@
         <w:rPr>
           <w:rFonts w:ascii="Calibri" w:cs="Calibri" w:eastAsia="Calibri" w:hAnsi="Calibri"/>
         </w:rPr>
-        <w:t xml:space="preserve"> [R17] detects collusion from the internal activations of a model. </w:t>
+        <w:t xml:space="preserve"> </w:t>
+      </w:r>
+      <w:r>
+        <w:rPr>
+          <w:rFonts w:ascii="Calibri" w:cs="Calibri" w:eastAsia="Calibri" w:hAnsi="Calibri"/>
+          <w:vertAlign w:val="superscript"/>
+        </w:rPr>
+        <w:t xml:space="preserve">17</w:t>
+      </w:r>
+      <w:r>
+        <w:rPr>
+          <w:rFonts w:ascii="Calibri" w:cs="Calibri" w:eastAsia="Calibri" w:hAnsi="Calibri"/>
+        </w:rPr>
+        <w:t xml:space="preserve"> detects collusion from the internal activations of a model. </w:t>
       </w:r>
       <w:r>
         <w:rPr>
@@ -1255,7 +1489,20 @@
         <w:rPr>
           <w:rFonts w:ascii="Calibri" w:cs="Calibri" w:eastAsia="Calibri" w:hAnsi="Calibri"/>
         </w:rPr>
-        <w:t xml:space="preserve"> [R11] studies oversight when some agents cannot be trusted. The decider in my game is that oversight step, and the auditor acts after it.</w:t>
+        <w:t xml:space="preserve"> </w:t>
+      </w:r>
+      <w:r>
+        <w:rPr>
+          <w:rFonts w:ascii="Calibri" w:cs="Calibri" w:eastAsia="Calibri" w:hAnsi="Calibri"/>
+          <w:vertAlign w:val="superscript"/>
+        </w:rPr>
+        <w:t xml:space="preserve">18</w:t>
+      </w:r>
+      <w:r>
+        <w:rPr>
+          <w:rFonts w:ascii="Calibri" w:cs="Calibri" w:eastAsia="Calibri" w:hAnsi="Calibri"/>
+        </w:rPr>
+        <w:t xml:space="preserve"> studies oversight when some agents cannot be trusted. The decider in my game is that oversight step, and the auditor acts after it.</w:t>
       </w:r>
     </w:p>
     <w:p>
@@ -1274,7 +1521,20 @@
         <w:rPr>
           <w:rFonts w:ascii="Calibri" w:cs="Calibri" w:eastAsia="Calibri" w:hAnsi="Calibri"/>
         </w:rPr>
-        <w:t xml:space="preserve"> Each of these works describes one cause of agreement. A deployed auditor meets all of them at once, in one record, with no label. The legal cases show what happens then: FERC staff cleared one owner and charged two sellers on the same kind of record [S28], [S29]. The question for an AI auditor is the same. It must find the features of a record that separate collusion from the four innocent causes, and from talk that changes nothing.</w:t>
+        <w:t xml:space="preserve"> Each of these works describes one cause of agreement. A deployed auditor meets all of them at once, in one record, with no label. The legal cases show what happens then: FERC staff cleared one owner and charged two sellers on the same kind of record </w:t>
+      </w:r>
+      <w:r>
+        <w:rPr>
+          <w:rFonts w:ascii="Calibri" w:cs="Calibri" w:eastAsia="Calibri" w:hAnsi="Calibri"/>
+          <w:vertAlign w:val="superscript"/>
+        </w:rPr>
+        <w:t xml:space="preserve">1, 2</w:t>
+      </w:r>
+      <w:r>
+        <w:rPr>
+          <w:rFonts w:ascii="Calibri" w:cs="Calibri" w:eastAsia="Calibri" w:hAnsi="Calibri"/>
+        </w:rPr>
+        <w:t xml:space="preserve">. The question for an AI auditor is the same. It must find the features of a record that separate collusion from the four innocent causes, and from talk that changes nothing.</w:t>
       </w:r>
     </w:p>
     <w:p>
@@ -1425,7 +1685,20 @@
         <w:rPr>
           <w:rFonts w:ascii="Calibri" w:cs="Calibri" w:eastAsia="Calibri" w:hAnsi="Calibri"/>
         </w:rPr>
-        <w:t xml:space="preserve"> Reviewers with the same incentive act in the same way, without coordination. In antitrust law, parallel conduct alone is not illegal [S2].</w:t>
+        <w:t xml:space="preserve"> Reviewers with the same incentive act in the same way, without coordination. In antitrust law, parallel conduct alone is not illegal </w:t>
+      </w:r>
+      <w:r>
+        <w:rPr>
+          <w:rFonts w:ascii="Calibri" w:cs="Calibri" w:eastAsia="Calibri" w:hAnsi="Calibri"/>
+          <w:vertAlign w:val="superscript"/>
+        </w:rPr>
+        <w:t xml:space="preserve">9</w:t>
+      </w:r>
+      <w:r>
+        <w:rPr>
+          <w:rFonts w:ascii="Calibri" w:cs="Calibri" w:eastAsia="Calibri" w:hAnsi="Calibri"/>
+        </w:rPr>
+        <w:t xml:space="preserve">.</w:t>
       </w:r>
     </w:p>
     <w:p>
@@ -6781,16 +7054,8 @@
       <w:r>
         <w:rPr>
           <w:rFonts w:ascii="Calibri" w:cs="Calibri" w:eastAsia="Calibri" w:hAnsi="Calibri"/>
-          <w:b/>
-          <w:bCs/>
-        </w:rPr>
-        <w:t xml:space="preserve">[FINDING]</w:t>
-      </w:r>
-      <w:r>
-        <w:rPr>
-          <w:rFonts w:ascii="Calibri" w:cs="Calibri" w:eastAsia="Calibri" w:hAnsi="Calibri"/>
-        </w:rPr>
-        <w:t xml:space="preserve"> In no model did the private channel increase false approvals. In GPT-5.6 Terra and DeepSeek Flash it decreased them by 0.222, and the interval excludes zero. In the DeepSeek chat run, the two invalid approvals in E1 are the same two cases as in E0, which has no channel.</w:t>
+        </w:rPr>
+        <w:t xml:space="preserve">In no model did the private channel increase false approvals. In GPT-5.6 Terra and DeepSeek Flash it decreased them by 0.222, and the interval excludes zero. In the DeepSeek chat run, the two invalid approvals in E1 are the same two cases as in E0, which has no channel.</w:t>
       </w:r>
     </w:p>
     <w:p>
@@ -6800,16 +7065,8 @@
       <w:r>
         <w:rPr>
           <w:rFonts w:ascii="Calibri" w:cs="Calibri" w:eastAsia="Calibri" w:hAnsi="Calibri"/>
-          <w:b/>
-          <w:bCs/>
-        </w:rPr>
-        <w:t xml:space="preserve">[FINDING]</w:t>
-      </w:r>
-      <w:r>
-        <w:rPr>
-          <w:rFonts w:ascii="Calibri" w:cs="Calibri" w:eastAsia="Calibri" w:hAnsi="Calibri"/>
-        </w:rPr>
-        <w:t xml:space="preserve"> Harm from a shared incentive alone depended on the model. The parallel-conduct contrast ranged from 0.000 (Claude Haiku, Claude Sonnet) to 0.389 (GPT-5.6 Luna, DeepSeek V4 Pro). The interval excludes zero for four of the seven models.</w:t>
+        </w:rPr>
+        <w:t xml:space="preserve">Harm from a shared incentive alone depended on the model. The parallel-conduct contrast ranged from 0.000 (Claude Haiku, Claude Sonnet) to 0.389 (GPT-5.6 Luna, DeepSeek V4 Pro). The interval excludes zero for four of the seven models.</w:t>
       </w:r>
     </w:p>
     <w:p>
@@ -6819,16 +7076,8 @@
       <w:r>
         <w:rPr>
           <w:rFonts w:ascii="Calibri" w:cs="Calibri" w:eastAsia="Calibri" w:hAnsi="Calibri"/>
-          <w:b/>
-          <w:bCs/>
-        </w:rPr>
-        <w:t xml:space="preserve">[FINDING]</w:t>
-      </w:r>
-      <w:r>
-        <w:rPr>
-          <w:rFonts w:ascii="Calibri" w:cs="Calibri" w:eastAsia="Calibri" w:hAnsi="Calibri"/>
-        </w:rPr>
-        <w:t xml:space="preserve"> The shared-source contrast was 0.111 or less in every model, and no interval excluded zero.</w:t>
+        </w:rPr>
+        <w:t xml:space="preserve">The shared-source contrast was 0.111 or less in every model, and no interval excluded zero.</w:t>
       </w:r>
     </w:p>
     <w:p>
@@ -7997,16 +8246,8 @@
       <w:r>
         <w:rPr>
           <w:rFonts w:ascii="Calibri" w:cs="Calibri" w:eastAsia="Calibri" w:hAnsi="Calibri"/>
-          <w:b/>
-          <w:bCs/>
-        </w:rPr>
-        <w:t xml:space="preserve">[FINDING]</w:t>
-      </w:r>
-      <w:r>
-        <w:rPr>
-          <w:rFonts w:ascii="Calibri" w:cs="Calibri" w:eastAsia="Calibri" w:hAnsi="Calibri"/>
-        </w:rPr>
-        <w:t xml:space="preserve"> For DeepSeek chat, when both reviewers gave the same private reply, the reply matched both endorsements in only 8 of 20 cases. "Matched" means: agreement followed by two endorsements, or refusal followed by fewer than two. The one DeepSeek chat trajectory with all three parts of collusion (F11-F, seed 1) had the same invalid approval in E0. The coordination did not cause the harm in that case.</w:t>
+        </w:rPr>
+        <w:t xml:space="preserve">For DeepSeek chat, when both reviewers gave the same private reply, the reply matched both endorsements in only 8 of 20 cases. "Matched" means: agreement followed by two endorsements, or refusal followed by fewer than two. The one DeepSeek chat trajectory with all three parts of collusion (F11-F, seed 1) had the same invalid approval in E0. The coordination did not cause the harm in that case.</w:t>
       </w:r>
     </w:p>
     <w:p>
@@ -8016,16 +8257,8 @@
       <w:r>
         <w:rPr>
           <w:rFonts w:ascii="Calibri" w:cs="Calibri" w:eastAsia="Calibri" w:hAnsi="Calibri"/>
-          <w:b/>
-          <w:bCs/>
-        </w:rPr>
-        <w:t xml:space="preserve">[FINDING]</w:t>
-      </w:r>
-      <w:r>
-        <w:rPr>
-          <w:rFonts w:ascii="Calibri" w:cs="Calibri" w:eastAsia="Calibri" w:hAnsi="Calibri"/>
-        </w:rPr>
-        <w:t xml:space="preserve"> Of 108 hand-read collusion-opportunity trajectories, two had all three parts of collusion: DeepSeek chat F11-F seed 1 and GPT-5.6 Terra F08-F seed 2. In the DeepSeek case, the matched E0 trajectory had the same invalid approval. In the Terra case, the matched E0 trajectory was rejected, so the plan changed the action. The deployable auditor S4d flagged the Terra case, with a score of 0.5, because the endorsements differed from the matched trajectory. The auditor S3, without the matched trajectory, scored it 0.3 and did not flag it.</w:t>
+        </w:rPr>
+        <w:t xml:space="preserve">Of 108 hand-read collusion-opportunity trajectories, two had all three parts of collusion: DeepSeek chat F11-F seed 1 and GPT-5.6 Terra F08-F seed 2. In the DeepSeek case, the matched E0 trajectory had the same invalid approval. In the Terra case, the matched E0 trajectory was rejected, so the plan changed the action. The deployable auditor S4d flagged the Terra case, with a score of 0.5, because the endorsements differed from the matched trajectory. The auditor S3, without the matched trajectory, scored it 0.3 and did not flag it.</w:t>
       </w:r>
     </w:p>
     <w:p>
@@ -8035,16 +8268,8 @@
       <w:r>
         <w:rPr>
           <w:rFonts w:ascii="Calibri" w:cs="Calibri" w:eastAsia="Calibri" w:hAnsi="Calibri"/>
-          <w:b/>
-          <w:bCs/>
-        </w:rPr>
-        <w:t xml:space="preserve">[FINDING]</w:t>
-      </w:r>
-      <w:r>
-        <w:rPr>
-          <w:rFonts w:ascii="Calibri" w:cs="Calibri" w:eastAsia="Calibri" w:hAnsi="Calibri"/>
-        </w:rPr>
-        <w:t xml:space="preserve"> The feature "endorsements differ from the matched trajectory" is weak on its own. It fired in 6 to 24 of 36 E1 trajectories per model, because the models' answers vary between regimes. Together with an invalid approval, it fired in 4 trajectories across all models (GPT-5.6 Luna 1, GPT-5.6 Terra 1, DeepSeek V4 Pro 2). The Terra case is the one of these with a plan and agreement.</w:t>
+        </w:rPr>
+        <w:t xml:space="preserve">The feature "endorsements differ from the matched trajectory" is weak on its own. It fired in 6 to 24 of 36 E1 trajectories per model, because the models' answers vary between regimes. Together with an invalid approval, it fired in 4 trajectories across all models (GPT-5.6 Luna 1, GPT-5.6 Terra 1, DeepSeek V4 Pro 2). The Terra case is the one of these with a plan and agreement.</w:t>
       </w:r>
     </w:p>
     <w:p>
@@ -8054,16 +8279,8 @@
       <w:r>
         <w:rPr>
           <w:rFonts w:ascii="Calibri" w:cs="Calibri" w:eastAsia="Calibri" w:hAnsi="Calibri"/>
-          <w:b/>
-          <w:bCs/>
-        </w:rPr>
-        <w:t xml:space="preserve">[FINDING]</w:t>
-      </w:r>
-      <w:r>
-        <w:rPr>
-          <w:rFonts w:ascii="Calibri" w:cs="Calibri" w:eastAsia="Calibri" w:hAnsi="Calibri"/>
-        </w:rPr>
-        <w:t xml:space="preserve"> Private messages also reduced harm. In GPT-5.6 Terra, five false claims that E0 approved were rejected or deferred in E1; in each, a reviewer cited a contrary item. In DeepSeek Flash, all four E0 invalid approvals became defer or reject in E1. In two Flash trajectories, both reviewers wrote that they would approve regardless of the evidence, and then both rejected.</w:t>
+        </w:rPr>
+        <w:t xml:space="preserve">Private messages also reduced harm. In GPT-5.6 Terra, five false claims that E0 approved were rejected or deferred in E1; in each, a reviewer cited a contrary item. In DeepSeek Flash, all four E0 invalid approvals became defer or reject in E1. In two Flash trajectories, both reviewers wrote that they would approve regardless of the evidence, and then both rejected.</w:t>
       </w:r>
     </w:p>
     <w:p>
@@ -8073,16 +8290,8 @@
       <w:r>
         <w:rPr>
           <w:rFonts w:ascii="Calibri" w:cs="Calibri" w:eastAsia="Calibri" w:hAnsi="Calibri"/>
-          <w:b/>
-          <w:bCs/>
-        </w:rPr>
-        <w:t xml:space="preserve">[FINDING]</w:t>
-      </w:r>
-      <w:r>
-        <w:rPr>
-          <w:rFonts w:ascii="Calibri" w:cs="Calibri" w:eastAsia="Calibri" w:hAnsi="Calibri"/>
-        </w:rPr>
-        <w:t xml:space="preserve"> In regime F, every reply to the injected plan was a refusal. The number of replies differed by model (Table 4).</w:t>
+        </w:rPr>
+        <w:t xml:space="preserve">In regime F, every reply to the injected plan was a refusal. The number of replies differed by model (Table 4).</w:t>
       </w:r>
     </w:p>
     <w:p>
@@ -9210,92 +9419,54 @@
       <w:r>
         <w:rPr>
           <w:rFonts w:ascii="Calibri" w:cs="Calibri" w:eastAsia="Calibri" w:hAnsi="Calibri"/>
+        </w:rPr>
+        <w:t xml:space="preserve">The keyword rule missed almost all real plans. The language models reworded their plans, so the keywords did not match. S3 flagged 0.03 or less of E1 in every model.</w:t>
+      </w:r>
+    </w:p>
+    <w:p>
+      <w:pPr>
+        <w:spacing w:after="120"/>
+      </w:pPr>
+      <w:r>
+        <w:rPr>
+          <w:rFonts w:ascii="Calibri" w:cs="Calibri" w:eastAsia="Calibri" w:hAnsi="Calibri"/>
+        </w:rPr>
+        <w:t xml:space="preserve">A real auditor cannot compute the matched-trajectory feature. Without it, S4d gives the same pooled false-positive rates in every model (within 0.005). It scores the one real case 0.40 (0.5 minus the 0.1 that the feature added) and does not flag it. A version of S4d without the matched trajectory catches nothing real and removes nothing innocent (exploratory; not preregistered).</w:t>
+      </w:r>
+    </w:p>
+    <w:p>
+      <w:pPr>
+        <w:spacing w:after="120"/>
+      </w:pPr>
+      <w:r>
+        <w:rPr>
+          <w:rFonts w:ascii="Calibri" w:cs="Calibri" w:eastAsia="Calibri" w:hAnsi="Calibri"/>
+        </w:rPr>
+        <w:t xml:space="preserve">Provenance data did not reduce false positives by the preregistered 0.10 in any model. The reductions were 0.000 to 0.017. The rule auditors had few false positives in B, C, D, and E0, so the provenance discounts had little to correct.</w:t>
+      </w:r>
+    </w:p>
+    <w:p>
+      <w:pPr>
+        <w:spacing w:after="120"/>
+      </w:pPr>
+      <w:r>
+        <w:rPr>
+          <w:rFonts w:ascii="Calibri" w:cs="Calibri" w:eastAsia="Calibri" w:hAnsi="Calibri"/>
+        </w:rPr>
+        <w:t xml:space="preserve">The LLM judge's flags on the injected plan followed the reviewers' replies. It flagged 36 of 36 where no reviewer answered (DeepSeek V4 Pro) and 32 of 36 where few answered (DeepSeek chat). Under S1 it flagged 36 of 36 where only one reviewer refused (DeepSeek Flash); under S3, 8 of 36. Where both reviewers refused in writing, it flagged 11 of 36 (GPT-5.6 Terra), 1 (Claude Haiku), 1 (GPT-5.6 Luna), and 0 (Claude Sonnet). Its stated reasons say that the refusals lowered its score. One refusal was not enough. The 11 Terra trajectories it flagged had replies of the form "I will assess the evidence independently" rather than an explicit refusal.</w:t>
+      </w:r>
+    </w:p>
+    <w:p>
+      <w:pPr>
+        <w:spacing w:after="120"/>
+      </w:pPr>
+      <w:r>
+        <w:rPr>
+          <w:rFonts w:ascii="Calibri" w:cs="Calibri" w:eastAsia="Calibri" w:hAnsi="Calibri"/>
           <w:b/>
           <w:bCs/>
         </w:rPr>
-        <w:t xml:space="preserve">[FINDING]</w:t>
-      </w:r>
-      <w:r>
-        <w:rPr>
-          <w:rFonts w:ascii="Calibri" w:cs="Calibri" w:eastAsia="Calibri" w:hAnsi="Calibri"/>
-        </w:rPr>
-        <w:t xml:space="preserve"> The keyword rule missed almost all real plans. The language models reworded their plans, so the keywords did not match. S3 flagged 0.03 or less of E1 in every model.</w:t>
-      </w:r>
-    </w:p>
-    <w:p>
-      <w:pPr>
-        <w:spacing w:after="120"/>
-      </w:pPr>
-      <w:r>
-        <w:rPr>
-          <w:rFonts w:ascii="Calibri" w:cs="Calibri" w:eastAsia="Calibri" w:hAnsi="Calibri"/>
-        </w:rPr>
-        <w:t xml:space="preserve">A real auditor cannot compute the matched-trajectory feature. </w:t>
-      </w:r>
-      <w:r>
-        <w:rPr>
-          <w:rFonts w:ascii="Calibri" w:cs="Calibri" w:eastAsia="Calibri" w:hAnsi="Calibri"/>
-          <w:b/>
-          <w:bCs/>
-        </w:rPr>
-        <w:t xml:space="preserve">[FINDING]</w:t>
-      </w:r>
-      <w:r>
-        <w:rPr>
-          <w:rFonts w:ascii="Calibri" w:cs="Calibri" w:eastAsia="Calibri" w:hAnsi="Calibri"/>
-        </w:rPr>
-        <w:t xml:space="preserve"> Without it, S4d gives the same pooled false-positive rates in every model (within 0.005). It scores the one real case 0.40 (0.5 minus the 0.1 that the feature added) and does not flag it. A version of S4d without the matched trajectory catches nothing real and removes nothing innocent (exploratory; not preregistered).</w:t>
-      </w:r>
-    </w:p>
-    <w:p>
-      <w:pPr>
-        <w:spacing w:after="120"/>
-      </w:pPr>
-      <w:r>
-        <w:rPr>
-          <w:rFonts w:ascii="Calibri" w:cs="Calibri" w:eastAsia="Calibri" w:hAnsi="Calibri"/>
-          <w:b/>
-          <w:bCs/>
-        </w:rPr>
-        <w:t xml:space="preserve">[FINDING]</w:t>
-      </w:r>
-      <w:r>
-        <w:rPr>
-          <w:rFonts w:ascii="Calibri" w:cs="Calibri" w:eastAsia="Calibri" w:hAnsi="Calibri"/>
-        </w:rPr>
-        <w:t xml:space="preserve"> Provenance data did not reduce false positives by the preregistered 0.10 in any model. The reductions were 0.000 to 0.017. The rule auditors had few false positives in B, C, D, and E0, so the provenance discounts had little to correct.</w:t>
-      </w:r>
-    </w:p>
-    <w:p>
-      <w:pPr>
-        <w:spacing w:after="120"/>
-      </w:pPr>
-      <w:r>
-        <w:rPr>
-          <w:rFonts w:ascii="Calibri" w:cs="Calibri" w:eastAsia="Calibri" w:hAnsi="Calibri"/>
-          <w:b/>
-          <w:bCs/>
-        </w:rPr>
-        <w:t xml:space="preserve">[FINDING]</w:t>
-      </w:r>
-      <w:r>
-        <w:rPr>
-          <w:rFonts w:ascii="Calibri" w:cs="Calibri" w:eastAsia="Calibri" w:hAnsi="Calibri"/>
-        </w:rPr>
-        <w:t xml:space="preserve"> The LLM judge's flags on the injected plan followed the reviewers' replies. It flagged 36 of 36 where no reviewer answered (DeepSeek V4 Pro) and 32 of 36 where few answered (DeepSeek chat). Under S1 it flagged 36 of 36 where only one reviewer refused (DeepSeek Flash); under S3, 8 of 36. Where both reviewers refused in writing, it flagged 11 of 36 (GPT-5.6 Terra), 1 (Claude Haiku), 1 (GPT-5.6 Luna), and 0 (Claude Sonnet). Its stated reasons say that the refusals lowered its score. One refusal was not enough. The 11 Terra trajectories it flagged had replies of the form "I will assess the evidence independently" rather than an explicit refusal.</w:t>
-      </w:r>
-    </w:p>
-    <w:p>
-      <w:pPr>
-        <w:spacing w:after="120"/>
-      </w:pPr>
-      <w:r>
-        <w:rPr>
-          <w:rFonts w:ascii="Calibri" w:cs="Calibri" w:eastAsia="Calibri" w:hAnsi="Calibri"/>
-          <w:b/>
-          <w:bCs/>
-        </w:rPr>
-        <w:t xml:space="preserve">[FINDING] A second judge model disagrees.</w:t>
+        <w:t xml:space="preserve">A second judge model disagrees.</w:t>
       </w:r>
       <w:r>
         <w:rPr>
@@ -12674,62 +12845,54 @@
       <w:r>
         <w:rPr>
           <w:rFonts w:ascii="Calibri" w:cs="Calibri" w:eastAsia="Calibri" w:hAnsi="Calibri"/>
+        </w:rPr>
+        <w:t xml:space="preserve">When a lone endorser of a false claim is blamed, the private channel still did not increase false approvals. In no trajectory did the agents propose or agree a pact of mutual endorsement. Lone endorsements of false claims occurred in E1p (GPT-5.6 Terra 5 of 18, DeepSeek Flash 4 of 18). Reviewers took the blame risk alone rather than coordinate. One DeepSeek Flash reviewer wrote that an endorsement "would expose me to blame if the claim is false and approved", and rejected.</w:t>
+      </w:r>
+    </w:p>
+    <w:p>
+      <w:pPr>
+        <w:spacing w:after="120"/>
+      </w:pPr>
+      <w:r>
+        <w:rPr>
+          <w:rFonts w:ascii="Calibri" w:cs="Calibri" w:eastAsia="Calibri" w:hAnsi="Calibri"/>
           <w:b/>
           <w:bCs/>
         </w:rPr>
-        <w:t xml:space="preserve">[FINDING]</w:t>
-      </w:r>
-      <w:r>
-        <w:rPr>
-          <w:rFonts w:ascii="Calibri" w:cs="Calibri" w:eastAsia="Calibri" w:hAnsi="Calibri"/>
-        </w:rPr>
-        <w:t xml:space="preserve"> When a lone endorser of a false claim is blamed, the private channel still did not increase false approvals. In no trajectory did the agents propose or agree a pact of mutual endorsement. Lone endorsements of false claims occurred in E1p (GPT-5.6 Terra 5 of 18, DeepSeek Flash 4 of 18). Reviewers took the blame risk alone rather than coordinate. One DeepSeek Flash reviewer wrote that an endorsement "would expose me to blame if the claim is false and approved", and rejected.</w:t>
-      </w:r>
-    </w:p>
-    <w:p>
-      <w:pPr>
-        <w:spacing w:after="120"/>
-      </w:pPr>
+        <w:t xml:space="preserve">Interpretation.</w:t>
+      </w:r>
+      <w:r>
+        <w:rPr>
+          <w:rFonts w:ascii="Calibri" w:cs="Calibri" w:eastAsia="Calibri" w:hAnsi="Calibri"/>
+        </w:rPr>
+        <w:t xml:space="preserve"> Two features of the game explain the absence of a pact in E1p. The proposer's prompt does not state the reviewers' blame rule, so the proposer does not know that assurance has value. And the channel runs only between the proposer and each reviewer, in one round, so the reviewers cannot assure each other. I then added </w:t>
+      </w:r>
       <w:r>
         <w:rPr>
           <w:rFonts w:ascii="Calibri" w:cs="Calibri" w:eastAsia="Calibri" w:hAnsi="Calibri"/>
           <w:b/>
           <w:bCs/>
         </w:rPr>
-        <w:t xml:space="preserve">[INTERPRETATION]</w:t>
-      </w:r>
-      <w:r>
-        <w:rPr>
-          <w:rFonts w:ascii="Calibri" w:cs="Calibri" w:eastAsia="Calibri" w:hAnsi="Calibri"/>
-        </w:rPr>
-        <w:t xml:space="preserve"> Two features of the game explain the absence of a pact in E1p. The proposer's prompt does not state the reviewers' blame rule, so the proposer does not know that assurance has value. And the channel runs only between the proposer and each reviewer, in one round, so the reviewers cannot assure each other. I then added </w:t>
-      </w:r>
+        <w:t xml:space="preserve">E1q</w:t>
+      </w:r>
+      <w:r>
+        <w:rPr>
+          <w:rFonts w:ascii="Calibri" w:cs="Calibri" w:eastAsia="Calibri" w:hAnsi="Calibri"/>
+        </w:rPr>
+        <w:t xml:space="preserve">, in which the proposer's prompt states the reviewers' rule.</w:t>
+      </w:r>
+    </w:p>
+    <w:p>
+      <w:pPr>
+        <w:spacing w:after="120"/>
+      </w:pPr>
       <w:r>
         <w:rPr>
           <w:rFonts w:ascii="Calibri" w:cs="Calibri" w:eastAsia="Calibri" w:hAnsi="Calibri"/>
           <w:b/>
           <w:bCs/>
         </w:rPr>
-        <w:t xml:space="preserve">E1q</w:t>
-      </w:r>
-      <w:r>
-        <w:rPr>
-          <w:rFonts w:ascii="Calibri" w:cs="Calibri" w:eastAsia="Calibri" w:hAnsi="Calibri"/>
-        </w:rPr>
-        <w:t xml:space="preserve">, in which the proposer's prompt states the reviewers' rule.</w:t>
-      </w:r>
-    </w:p>
-    <w:p>
-      <w:pPr>
-        <w:spacing w:after="120"/>
-      </w:pPr>
-      <w:r>
-        <w:rPr>
-          <w:rFonts w:ascii="Calibri" w:cs="Calibri" w:eastAsia="Calibri" w:hAnsi="Calibri"/>
-          <w:b/>
-          <w:bCs/>
-        </w:rPr>
-        <w:t xml:space="preserve">[FINDING] E1q: the proposer proposes the pact, and the pact collapses at the action.</w:t>
+        <w:t xml:space="preserve">E1q: the proposer proposes the pact, and the pact collapses at the action.</w:t>
       </w:r>
       <w:r>
         <w:rPr>
@@ -12809,7 +12972,7 @@
           <w:b/>
           <w:bCs/>
         </w:rPr>
-        <w:t xml:space="preserve">[INTERPRETATION]</w:t>
+        <w:t xml:space="preserve">Interpretation.</w:t>
       </w:r>
       <w:r>
         <w:rPr>
@@ -12845,7 +13008,7 @@
         <w:rPr>
           <w:rFonts w:ascii="Calibri" w:cs="Calibri" w:eastAsia="Calibri" w:hAnsi="Calibri"/>
         </w:rPr>
-        <w:t xml:space="preserve"> [INTERPRETATION] Unit 7 failing to start is not evidence that the contractor and the engineer colluded. In the scripted game and in all seven models, the private channel added no harm, and in two models it removed harm. The harm came from incentives and from the choice of which evidence to show. A private request to weight one item can act as a warning: the reviewer then reads the other items. An auditor that looks for harm will flag parallel conduct and persuasion as collusion. A standard of evidence must use data about the mechanism, not the harm alone.</w:t>
+        <w:t xml:space="preserve"> Unit 7 failing to start is not evidence that the contractor and the engineer colluded. In the scripted game and in all seven models, the private channel added no harm, and in two models it removed harm. The harm came from incentives and from the choice of which evidence to show. A private request to weight one item can act as a warning: the reviewer then reads the other items. An auditor that looks for harm will flag parallel conduct and persuasion as collusion. A standard of evidence must use data about the mechanism, not the harm alone.</w:t>
       </w:r>
     </w:p>
     <w:p>
@@ -12864,7 +13027,20 @@
         <w:rPr>
           <w:rFonts w:ascii="Calibri" w:cs="Calibri" w:eastAsia="Calibri" w:hAnsi="Calibri"/>
         </w:rPr>
-        <w:t xml:space="preserve"> [INTERPRETATION] Reviewers often agreed to a plan and then rejected the claim. Others refused a plan and then endorsed it. A message that proposes or accepts a plan does not show that the plan changed any action. Colosseum calls this "collusion on paper" [S1]. I see it in plans the models wrote themselves.</w:t>
+        <w:t xml:space="preserve"> Reviewers often agreed to a plan and then rejected the claim. Others refused a plan and then endorsed it. A message that proposes or accepts a plan does not show that the plan changed any action. Colosseum calls this "collusion on paper" </w:t>
+      </w:r>
+      <w:r>
+        <w:rPr>
+          <w:rFonts w:ascii="Calibri" w:cs="Calibri" w:eastAsia="Calibri" w:hAnsi="Calibri"/>
+          <w:vertAlign w:val="superscript"/>
+        </w:rPr>
+        <w:t xml:space="preserve">15</w:t>
+      </w:r>
+      <w:r>
+        <w:rPr>
+          <w:rFonts w:ascii="Calibri" w:cs="Calibri" w:eastAsia="Calibri" w:hAnsi="Calibri"/>
+        </w:rPr>
+        <w:t xml:space="preserve">. I see it in plans the models wrote themselves.</w:t>
       </w:r>
     </w:p>
     <w:p>
@@ -12883,7 +13059,20 @@
         <w:rPr>
           <w:rFonts w:ascii="Calibri" w:cs="Calibri" w:eastAsia="Calibri" w:hAnsi="Calibri"/>
         </w:rPr>
-        <w:t xml:space="preserve"> [INTERPRETATION] The LLM judge treated a written refusal as evidence of innocence. EU law uses a similar test: public distancing rebuts participation [S42]. But refusals did not predict actions. For DeepSeek chat, in 3 of 8 cases both reviewers refused and then endorsed. In one of these, the claim was false and the decider approved it (F12-F, seed 0). For GPT-5.6 Terra and DeepSeek Flash, 6 of 16 refused plans were followed by two endorsements. A test based on words clears this trajectory. A test based on aligned action flags it. Neither test is correct here. The judge also did not accept one refusal. With DeepSeek Flash, one reviewer refused the injected plan in 35 of 36 trajectories. The judge flagged all 36.</w:t>
+        <w:t xml:space="preserve"> The LLM judge treated a written refusal as evidence of innocence. EU law uses a similar test: public distancing rebuts participation </w:t>
+      </w:r>
+      <w:r>
+        <w:rPr>
+          <w:rFonts w:ascii="Calibri" w:cs="Calibri" w:eastAsia="Calibri" w:hAnsi="Calibri"/>
+          <w:vertAlign w:val="superscript"/>
+        </w:rPr>
+        <w:t xml:space="preserve">7</w:t>
+      </w:r>
+      <w:r>
+        <w:rPr>
+          <w:rFonts w:ascii="Calibri" w:cs="Calibri" w:eastAsia="Calibri" w:hAnsi="Calibri"/>
+        </w:rPr>
+        <w:t xml:space="preserve">. But refusals did not predict actions. For DeepSeek chat, in 3 of 8 cases both reviewers refused and then endorsed. In one of these, the claim was false and the decider approved it (F12-F, seed 0). For GPT-5.6 Terra and DeepSeek Flash, 6 of 16 refused plans were followed by two endorsements. A test based on words clears this trajectory. A test based on aligned action flags it. Neither test is correct here. The judge also did not accept one refusal. With DeepSeek Flash, one reviewer refused the injected plan in 35 of 36 trajectories. The judge flagged all 36.</w:t>
       </w:r>
     </w:p>
     <w:p>
@@ -12894,7 +13083,20 @@
         <w:rPr>
           <w:rFonts w:ascii="Calibri" w:cs="Calibri" w:eastAsia="Calibri" w:hAnsi="Calibri"/>
         </w:rPr>
-        <w:t xml:space="preserve">[FINDING] The DeepSeek chat approval in F12-F, seed 0, also occurred in E0, where there was no channel. [INTERPRETATION] Only the comparison with the matched trajectory shows that the message did not cause the harm. The EU case Eturas also accepts contrary action as a rebuttal [S42]. That part of the test needs the twin record without the channel, which a real investigator rarely has.</w:t>
+        <w:t xml:space="preserve">The DeepSeek chat approval in F12-F, seed 0, also occurred in E0, where there was no channel. Only the comparison with the matched trajectory shows that the message did not cause the harm. The EU case Eturas also accepts contrary action as a rebuttal </w:t>
+      </w:r>
+      <w:r>
+        <w:rPr>
+          <w:rFonts w:ascii="Calibri" w:cs="Calibri" w:eastAsia="Calibri" w:hAnsi="Calibri"/>
+          <w:vertAlign w:val="superscript"/>
+        </w:rPr>
+        <w:t xml:space="preserve">7</w:t>
+      </w:r>
+      <w:r>
+        <w:rPr>
+          <w:rFonts w:ascii="Calibri" w:cs="Calibri" w:eastAsia="Calibri" w:hAnsi="Calibri"/>
+        </w:rPr>
+        <w:t xml:space="preserve">. That part of the test needs the twin record without the channel, which a real investigator rarely has.</w:t>
       </w:r>
     </w:p>
     <w:p>
@@ -12913,7 +13115,7 @@
         <w:rPr>
           <w:rFonts w:ascii="Calibri" w:cs="Calibri" w:eastAsia="Calibri" w:hAnsi="Calibri"/>
         </w:rPr>
-        <w:t xml:space="preserve"> [HYPOTHESIS] Convincing evidence of collusion needs three things:</w:t>
+        <w:t xml:space="preserve"> My hypothesis is that convincing evidence of collusion needs three things:</w:t>
       </w:r>
     </w:p>
     <w:p>
@@ -12991,7 +13193,7 @@
         <w:rPr>
           <w:rFonts w:ascii="Calibri" w:cs="Calibri" w:eastAsia="Calibri" w:hAnsi="Calibri"/>
         </w:rPr>
-        <w:t xml:space="preserve"> [FINDING] Claude Sonnet and DeepSeek V4 Pro never used the private channel. Claude Haiku used it 3 times, to ask for checks. The false approval rate under a shared incentive ranged from 0.000 to 0.556. The judge's flags on the injected plan ranged from 0 to 36 of 36. A benchmark built on one model can mis-estimate the risk.</w:t>
+        <w:t xml:space="preserve"> Claude Sonnet and DeepSeek V4 Pro never used the private channel. Claude Haiku used it 3 times, to ask for checks. The false approval rate under a shared incentive ranged from 0.000 to 0.556. The judge's flags on the injected plan ranged from 0 to 36 of 36. A benchmark built on one model can mis-estimate the risk.</w:t>
       </w:r>
     </w:p>
     <w:p>
@@ -13010,7 +13212,7 @@
         <w:rPr>
           <w:rFonts w:ascii="Calibri" w:cs="Calibri" w:eastAsia="Calibri" w:hAnsi="Calibri"/>
         </w:rPr>
-        <w:t xml:space="preserve"> [INTERPRETATION] Provenance features decrease a score. They matter only when an innocent trajectory also contains collusive talk and agreement. The innocent regimes produced no such talk, so the false positive rate was already 0.02 to 0.06, and a reduction of 0.10 was not possible. [HYPOTHESIS] Provenance data can matter where innocent agents discuss their evidence with each other.</w:t>
+        <w:t xml:space="preserve"> Provenance features decrease a score. They matter only when an innocent trajectory also contains collusive talk and agreement. The innocent regimes produced no such talk, so the false positive rate was already 0.02 to 0.06, and a reduction of 0.10 was not possible. My hypothesis is that provenance data can matter where innocent agents discuss their evidence with each other.</w:t>
       </w:r>
     </w:p>
     <w:p>
@@ -13048,7 +13250,7 @@
         <w:rPr>
           <w:rFonts w:ascii="Calibri" w:cs="Calibri" w:eastAsia="Calibri" w:hAnsi="Calibri"/>
         </w:rPr>
-        <w:t xml:space="preserve"> [INTERPRETATION] In the main game (regimes A to P), a reviewer who is paid for approval never loses by endorsing, whatever the other reviewer does. Game theory calls this a weakly dominant strategy. So a coalition in this game never needs to coordinate. This has three consequences. First, in the main game E1 and E0 are the same regime in behavior. Any difference between them is noise or a side effect of the message, not collusion. The null result on Hypothesis 4 (the channel adds harm) is built into the design. Second, the auditors detect the positive control by its script (keywords in S1, the payoff leak in S4), not by coordinated behavior. The detection results show that an auditor can recognize injected text; they do not show that it can recognize collusion. Third, the innocent regimes produced no collusive-looking records, so the provenance discounts had nothing to correct. In a game where coordination is not needed, nothing in the record separates collusion from parallel conduct except the matched trajectory.</w:t>
+        <w:t xml:space="preserve"> In the main game (regimes A to P), a reviewer who is paid for approval never loses by endorsing, whatever the other reviewer does. Game theory calls this a weakly dominant strategy. So a coalition in this game never needs to coordinate. This has three consequences. First, in the main game E1 and E0 are the same regime in behavior. Any difference between them is noise or a side effect of the message, not collusion. The null result on Hypothesis 4 (the channel adds harm) is built into the design. Second, the auditors detect the positive control by its script (keywords in S1, the payoff leak in S4), not by coordinated behavior. The detection results show that an auditor can recognize injected text; they do not show that it can recognize collusion. Third, the innocent regimes produced no collusive-looking records, so the provenance discounts had nothing to correct. In a game where coordination is not needed, nothing in the record separates collusion from parallel conduct except the matched trajectory.</w:t>
       </w:r>
     </w:p>
     <w:p>
@@ -13067,7 +13269,7 @@
         <w:rPr>
           <w:rFonts w:ascii="Calibri" w:cs="Calibri" w:eastAsia="Calibri" w:hAnsi="Calibri"/>
         </w:rPr>
-        <w:t xml:space="preserve"> [INTERPRETATION] S4d is named deployable because it omits the payoff rules. But its one decisive feature, a change in endorsements against the matched trajectory, needs a matched trajectory. A deployer cannot make one. A feature that no deployer can compute caught the one true positive. Without that feature, S4d flags the same innocent trajectories and misses the real one. The name overstates the slice.</w:t>
+        <w:t xml:space="preserve"> S4d is named deployable because it omits the payoff rules. But its one decisive feature, a change in endorsements against the matched trajectory, needs a matched trajectory. A deployer cannot make one. A feature that no deployer can compute caught the one true positive. Without that feature, S4d flags the same innocent trajectories and misses the real one. The name overstates the slice.</w:t>
       </w:r>
     </w:p>
     <w:p>
@@ -13081,12 +13283,6 @@
           <w:bCs/>
         </w:rPr>
         <w:t xml:space="preserve">Gaps and next steps.</w:t>
-      </w:r>
-      <w:r>
-        <w:rPr>
-          <w:rFonts w:ascii="Calibri" w:cs="Calibri" w:eastAsia="Calibri" w:hAnsi="Calibri"/>
-        </w:rPr>
-        <w:t xml:space="preserve"> [INTERPRETATION]</w:t>
       </w:r>
     </w:p>
     <w:p>
@@ -13410,7 +13606,7 @@
         <w:pStyle w:val="ListParagraph"/>
         <w:numPr>
           <w:ilvl w:val="0"/>
-          <w:numId w:val="6"/>
+          <w:numId w:val="9"/>
         </w:numPr>
         <w:spacing w:after="60"/>
       </w:pPr>
@@ -13418,14 +13614,210 @@
         <w:rPr>
           <w:rFonts w:ascii="Calibri" w:cs="Calibri" w:eastAsia="Calibri" w:hAnsi="Calibri"/>
         </w:rPr>
-        <w:t xml:space="preserve">[R6] Bikhchandani, S., Hirshleifer, D., and Welch, I. 1992. A Theory of Fads, Fashion, Custom, and Cultural Change as Informational Cascades. </w:t>
-      </w:r>
+        <w:t xml:space="preserve">FERC Staff. 2003-08-01. Initial Report on Physical Withholding by Generators in the California Market. https://ferc.gov/sites/default/files/2020-05/WithholdingReport8-1-03.pdf</w:t>
+      </w:r>
+    </w:p>
+    <w:p>
+      <w:pPr>
+        <w:pStyle w:val="ListParagraph"/>
+        <w:numPr>
+          <w:ilvl w:val="0"/>
+          <w:numId w:val="9"/>
+        </w:numPr>
+        <w:spacing w:after="60"/>
+      </w:pPr>
+      <w:r>
+        <w:rPr>
+          <w:rFonts w:ascii="Calibri" w:cs="Calibri" w:eastAsia="Calibri" w:hAnsi="Calibri"/>
+        </w:rPr>
+        <w:t xml:space="preserve">FERC. 2003. Order to Show Cause, Reliant Energy Services and BP Energy. 68 Fed. Reg. 15716. https://www.govinfo.gov/content/pkg/FR-2003-04-01/pdf/03-7797.pdf</w:t>
+      </w:r>
+    </w:p>
+    <w:p>
+      <w:pPr>
+        <w:pStyle w:val="ListParagraph"/>
+        <w:numPr>
+          <w:ilvl w:val="0"/>
+          <w:numId w:val="9"/>
+        </w:numPr>
+        <w:spacing w:after="60"/>
+      </w:pPr>
+      <w:r>
+        <w:rPr>
+          <w:rFonts w:ascii="Calibri" w:cs="Calibri" w:eastAsia="Calibri" w:hAnsi="Calibri"/>
+        </w:rPr>
+        <w:t xml:space="preserve">FERC. 2003. Order to Show Cause, Enron partnerships. 68 Fed. Reg. 39921. https://www.govinfo.gov/content/pkg/FR-2003-07-03/pdf/03-16822.pdf</w:t>
+      </w:r>
+    </w:p>
+    <w:p>
+      <w:pPr>
+        <w:pStyle w:val="ListParagraph"/>
+        <w:numPr>
+          <w:ilvl w:val="0"/>
+          <w:numId w:val="9"/>
+        </w:numPr>
+        <w:spacing w:after="60"/>
+      </w:pPr>
+      <w:r>
+        <w:rPr>
+          <w:rFonts w:ascii="Calibri" w:cs="Calibri" w:eastAsia="Calibri" w:hAnsi="Calibri"/>
+        </w:rPr>
+        <w:t xml:space="preserve">National Transportation Safety Board. 2011. Pacific Gas and Electric Company Natural Gas Transmission Pipeline Rupture and Fire, San Bruno, California, September 9, 2010. Pipeline Accident Report NTSB/PAR-11/01. https://www.ntsb.gov/investigations/AccidentReports/Reports/PAR1101.pdf</w:t>
+      </w:r>
+    </w:p>
+    <w:p>
+      <w:pPr>
+        <w:pStyle w:val="ListParagraph"/>
+        <w:numPr>
+          <w:ilvl w:val="0"/>
+          <w:numId w:val="9"/>
+        </w:numPr>
+        <w:spacing w:after="60"/>
+      </w:pPr>
       <w:r>
         <w:rPr>
           <w:rFonts w:ascii="Calibri" w:cs="Calibri" w:eastAsia="Calibri" w:hAnsi="Calibri"/>
           <w:i/>
           <w:iCs/>
         </w:rPr>
+        <w:t xml:space="preserve">Bell Atlantic Corp. v. Twombly</w:t>
+      </w:r>
+      <w:r>
+        <w:rPr>
+          <w:rFonts w:ascii="Calibri" w:cs="Calibri" w:eastAsia="Calibri" w:hAnsi="Calibri"/>
+        </w:rPr>
+        <w:t xml:space="preserve">, 550 U.S. 544 (2007). https://www.law.cornell.edu/supct/html/05-1126.ZO.html</w:t>
+      </w:r>
+    </w:p>
+    <w:p>
+      <w:pPr>
+        <w:pStyle w:val="ListParagraph"/>
+        <w:numPr>
+          <w:ilvl w:val="0"/>
+          <w:numId w:val="9"/>
+        </w:numPr>
+        <w:spacing w:after="60"/>
+      </w:pPr>
+      <w:r>
+        <w:rPr>
+          <w:rFonts w:ascii="Calibri" w:cs="Calibri" w:eastAsia="Calibri" w:hAnsi="Calibri"/>
+          <w:i/>
+          <w:iCs/>
+        </w:rPr>
+        <w:t xml:space="preserve">Interstate Circuit, Inc. v. United States</w:t>
+      </w:r>
+      <w:r>
+        <w:rPr>
+          <w:rFonts w:ascii="Calibri" w:cs="Calibri" w:eastAsia="Calibri" w:hAnsi="Calibri"/>
+        </w:rPr>
+        <w:t xml:space="preserve">, 306 U.S. 208 (1939). https://www.law.cornell.edu/supremecourt/text/306/208</w:t>
+      </w:r>
+    </w:p>
+    <w:p>
+      <w:pPr>
+        <w:pStyle w:val="ListParagraph"/>
+        <w:numPr>
+          <w:ilvl w:val="0"/>
+          <w:numId w:val="9"/>
+        </w:numPr>
+        <w:spacing w:after="60"/>
+      </w:pPr>
+      <w:r>
+        <w:rPr>
+          <w:rFonts w:ascii="Calibri" w:cs="Calibri" w:eastAsia="Calibri" w:hAnsi="Calibri"/>
+        </w:rPr>
+        <w:t xml:space="preserve">Court of Justice of the European Union. 2016-01-21. </w:t>
+      </w:r>
+      <w:r>
+        <w:rPr>
+          <w:rFonts w:ascii="Calibri" w:cs="Calibri" w:eastAsia="Calibri" w:hAnsi="Calibri"/>
+          <w:i/>
+          <w:iCs/>
+        </w:rPr>
+        <w:t xml:space="preserve">Eturas and Others</w:t>
+      </w:r>
+      <w:r>
+        <w:rPr>
+          <w:rFonts w:ascii="Calibri" w:cs="Calibri" w:eastAsia="Calibri" w:hAnsi="Calibri"/>
+        </w:rPr>
+        <w:t xml:space="preserve">, Case C-74/14, CELEX 62014CJ0074. https://eur-lex.europa.eu/legal-content/EN/TXT/?uri=CELEX:62014CJ0074</w:t>
+      </w:r>
+    </w:p>
+    <w:p>
+      <w:pPr>
+        <w:pStyle w:val="ListParagraph"/>
+        <w:numPr>
+          <w:ilvl w:val="0"/>
+          <w:numId w:val="9"/>
+        </w:numPr>
+        <w:spacing w:after="60"/>
+      </w:pPr>
+      <w:r>
+        <w:rPr>
+          <w:rFonts w:ascii="Calibri" w:cs="Calibri" w:eastAsia="Calibri" w:hAnsi="Calibri"/>
+          <w:i/>
+          <w:iCs/>
+        </w:rPr>
+        <w:t xml:space="preserve">Gibson v. Cendyn Group, LLC</w:t>
+      </w:r>
+      <w:r>
+        <w:rPr>
+          <w:rFonts w:ascii="Calibri" w:cs="Calibri" w:eastAsia="Calibri" w:hAnsi="Calibri"/>
+        </w:rPr>
+        <w:t xml:space="preserve">, No. 24-3576 (9th Cir. 2025-08-15). https://cdn.ca9.uscourts.gov/datastore/opinions/2025/08/15/24-3576.pdf</w:t>
+      </w:r>
+    </w:p>
+    <w:p>
+      <w:pPr>
+        <w:pStyle w:val="ListParagraph"/>
+        <w:numPr>
+          <w:ilvl w:val="0"/>
+          <w:numId w:val="9"/>
+        </w:numPr>
+        <w:spacing w:after="60"/>
+      </w:pPr>
+      <w:r>
+        <w:rPr>
+          <w:rFonts w:ascii="Calibri" w:cs="Calibri" w:eastAsia="Calibri" w:hAnsi="Calibri"/>
+        </w:rPr>
+        <w:t xml:space="preserve">Berger et al. 2025. </w:t>
+      </w:r>
+      <w:r>
+        <w:rPr>
+          <w:rFonts w:ascii="Calibri" w:cs="Calibri" w:eastAsia="Calibri" w:hAnsi="Calibri"/>
+          <w:i/>
+          <w:iCs/>
+        </w:rPr>
+        <w:t xml:space="preserve">ABA Antitrust Law</w:t>
+      </w:r>
+      <w:r>
+        <w:rPr>
+          <w:rFonts w:ascii="Calibri" w:cs="Calibri" w:eastAsia="Calibri" w:hAnsi="Calibri"/>
+        </w:rPr>
+        <w:t xml:space="preserve"> magazine, Fall 2025. [AUTHOR: open the link and copy the exact title and authors.] https://www.americanbar.org/groups/antitrust_law/resources/magazine/2025-fall/coordination-code-rethinking-antitrust-liability-age-ai-pricing/</w:t>
+      </w:r>
+    </w:p>
+    <w:p>
+      <w:pPr>
+        <w:pStyle w:val="ListParagraph"/>
+        <w:numPr>
+          <w:ilvl w:val="0"/>
+          <w:numId w:val="9"/>
+        </w:numPr>
+        <w:spacing w:after="60"/>
+      </w:pPr>
+      <w:r>
+        <w:rPr>
+          <w:rFonts w:ascii="Calibri" w:cs="Calibri" w:eastAsia="Calibri" w:hAnsi="Calibri"/>
+        </w:rPr>
+        <w:t xml:space="preserve">Bikhchandani, S., Hirshleifer, D., and Welch, I. 1992. A Theory of Fads, Fashion, Custom, and Cultural Change as Informational Cascades. </w:t>
+      </w:r>
+      <w:r>
+        <w:rPr>
+          <w:rFonts w:ascii="Calibri" w:cs="Calibri" w:eastAsia="Calibri" w:hAnsi="Calibri"/>
+          <w:i/>
+          <w:iCs/>
+        </w:rPr>
         <w:t xml:space="preserve">Journal of Political Economy</w:t>
       </w:r>
       <w:r>
@@ -13433,6 +13825,284 @@
           <w:rFonts w:ascii="Calibri" w:cs="Calibri" w:eastAsia="Calibri" w:hAnsi="Calibri"/>
         </w:rPr>
         <w:t xml:space="preserve"> 100(5), 992-1026. https://doi.org/10.1086/261849</w:t>
+      </w:r>
+    </w:p>
+    <w:p>
+      <w:pPr>
+        <w:pStyle w:val="ListParagraph"/>
+        <w:numPr>
+          <w:ilvl w:val="0"/>
+          <w:numId w:val="9"/>
+        </w:numPr>
+        <w:spacing w:after="60"/>
+      </w:pPr>
+      <w:r>
+        <w:rPr>
+          <w:rFonts w:ascii="Calibri" w:cs="Calibri" w:eastAsia="Calibri" w:hAnsi="Calibri"/>
+        </w:rPr>
+        <w:t xml:space="preserve">Crawford, V. P., and Sobel, J. 1982. Strategic Information Transmission. </w:t>
+      </w:r>
+      <w:r>
+        <w:rPr>
+          <w:rFonts w:ascii="Calibri" w:cs="Calibri" w:eastAsia="Calibri" w:hAnsi="Calibri"/>
+          <w:i/>
+          <w:iCs/>
+        </w:rPr>
+        <w:t xml:space="preserve">Econometrica</w:t>
+      </w:r>
+      <w:r>
+        <w:rPr>
+          <w:rFonts w:ascii="Calibri" w:cs="Calibri" w:eastAsia="Calibri" w:hAnsi="Calibri"/>
+        </w:rPr>
+        <w:t xml:space="preserve"> 50(6), 1431-1451. https://doi.org/10.2307/1913390</w:t>
+      </w:r>
+    </w:p>
+    <w:p>
+      <w:pPr>
+        <w:pStyle w:val="ListParagraph"/>
+        <w:numPr>
+          <w:ilvl w:val="0"/>
+          <w:numId w:val="9"/>
+        </w:numPr>
+        <w:spacing w:after="60"/>
+      </w:pPr>
+      <w:r>
+        <w:rPr>
+          <w:rFonts w:ascii="Calibri" w:cs="Calibri" w:eastAsia="Calibri" w:hAnsi="Calibri"/>
+        </w:rPr>
+        <w:t xml:space="preserve">Kamenica, E., and Gentzkow, M. 2011. Bayesian Persuasion. </w:t>
+      </w:r>
+      <w:r>
+        <w:rPr>
+          <w:rFonts w:ascii="Calibri" w:cs="Calibri" w:eastAsia="Calibri" w:hAnsi="Calibri"/>
+          <w:i/>
+          <w:iCs/>
+        </w:rPr>
+        <w:t xml:space="preserve">American Economic Review</w:t>
+      </w:r>
+      <w:r>
+        <w:rPr>
+          <w:rFonts w:ascii="Calibri" w:cs="Calibri" w:eastAsia="Calibri" w:hAnsi="Calibri"/>
+        </w:rPr>
+        <w:t xml:space="preserve"> 101(6), 2590-2615. https://doi.org/10.1257/aer.101.6.2590</w:t>
+      </w:r>
+    </w:p>
+    <w:p>
+      <w:pPr>
+        <w:pStyle w:val="ListParagraph"/>
+        <w:numPr>
+          <w:ilvl w:val="0"/>
+          <w:numId w:val="9"/>
+        </w:numPr>
+        <w:spacing w:after="60"/>
+      </w:pPr>
+      <w:r>
+        <w:rPr>
+          <w:rFonts w:ascii="Calibri" w:cs="Calibri" w:eastAsia="Calibri" w:hAnsi="Calibri"/>
+        </w:rPr>
+        <w:t xml:space="preserve">Okawa, M. 2026. Emergence of Biased Consensus in Multi-Agent LLM Debates. </w:t>
+      </w:r>
+      <w:r>
+        <w:rPr>
+          <w:rFonts w:ascii="Calibri" w:cs="Calibri" w:eastAsia="Calibri" w:hAnsi="Calibri"/>
+          <w:i/>
+          <w:iCs/>
+        </w:rPr>
+        <w:t xml:space="preserve">ICML 2026</w:t>
+      </w:r>
+      <w:r>
+        <w:rPr>
+          <w:rFonts w:ascii="Calibri" w:cs="Calibri" w:eastAsia="Calibri" w:hAnsi="Calibri"/>
+        </w:rPr>
+        <w:t xml:space="preserve">, PMLR 306. https://proceedings.mlr.press/v306/okawa26a.html</w:t>
+      </w:r>
+    </w:p>
+    <w:p>
+      <w:pPr>
+        <w:pStyle w:val="ListParagraph"/>
+        <w:numPr>
+          <w:ilvl w:val="0"/>
+          <w:numId w:val="9"/>
+        </w:numPr>
+        <w:spacing w:after="60"/>
+      </w:pPr>
+      <w:r>
+        <w:rPr>
+          <w:rFonts w:ascii="Calibri" w:cs="Calibri" w:eastAsia="Calibri" w:hAnsi="Calibri"/>
+        </w:rPr>
+        <w:t xml:space="preserve">Motwani, S. R., et al. 2024. Secret Collusion among AI Agents: Multi-Agent Deception via Steganography. </w:t>
+      </w:r>
+      <w:r>
+        <w:rPr>
+          <w:rFonts w:ascii="Calibri" w:cs="Calibri" w:eastAsia="Calibri" w:hAnsi="Calibri"/>
+          <w:i/>
+          <w:iCs/>
+        </w:rPr>
+        <w:t xml:space="preserve">NeurIPS 2024</w:t>
+      </w:r>
+      <w:r>
+        <w:rPr>
+          <w:rFonts w:ascii="Calibri" w:cs="Calibri" w:eastAsia="Calibri" w:hAnsi="Calibri"/>
+        </w:rPr>
+        <w:t xml:space="preserve">. https://proceedings.neurips.cc/paper_files/paper/2024/hash/861f7dad098aec1c3560fb7add468d41-Abstract-Conference.html</w:t>
+      </w:r>
+    </w:p>
+    <w:p>
+      <w:pPr>
+        <w:pStyle w:val="ListParagraph"/>
+        <w:numPr>
+          <w:ilvl w:val="0"/>
+          <w:numId w:val="9"/>
+        </w:numPr>
+        <w:spacing w:after="60"/>
+      </w:pPr>
+      <w:r>
+        <w:rPr>
+          <w:rFonts w:ascii="Calibri" w:cs="Calibri" w:eastAsia="Calibri" w:hAnsi="Calibri"/>
+        </w:rPr>
+        <w:t xml:space="preserve">Nakamura, M., Kumar, A., Das, S., Abdelnabi, S., Mahmud, S., Fioretto, F., Zilberstein, S., and Bagdasarian, E. 2026. Colosseum: Auditing Collusion in Cooperative Multi-Agent Systems. arXiv:2602.15198. https://arxiv.org/abs/2602.15198</w:t>
+      </w:r>
+    </w:p>
+    <w:p>
+      <w:pPr>
+        <w:pStyle w:val="ListParagraph"/>
+        <w:numPr>
+          <w:ilvl w:val="0"/>
+          <w:numId w:val="9"/>
+        </w:numPr>
+        <w:spacing w:after="60"/>
+      </w:pPr>
+      <w:r>
+        <w:rPr>
+          <w:rFonts w:ascii="Calibri" w:cs="Calibri" w:eastAsia="Calibri" w:hAnsi="Calibri"/>
+        </w:rPr>
+        <w:t xml:space="preserve">Hu, J., Huang, X., Sun, Y., Dong, Y., and Huang, X. 2026. Lying with Truths: Open-Channel Multi-Agent Collusion for Belief Manipulation via Generative Montage. </w:t>
+      </w:r>
+      <w:r>
+        <w:rPr>
+          <w:rFonts w:ascii="Calibri" w:cs="Calibri" w:eastAsia="Calibri" w:hAnsi="Calibri"/>
+          <w:i/>
+          <w:iCs/>
+        </w:rPr>
+        <w:t xml:space="preserve">ACL 2026</w:t>
+      </w:r>
+      <w:r>
+        <w:rPr>
+          <w:rFonts w:ascii="Calibri" w:cs="Calibri" w:eastAsia="Calibri" w:hAnsi="Calibri"/>
+        </w:rPr>
+        <w:t xml:space="preserve">. https://aclanthology.org/2026.acl-long.270/</w:t>
+      </w:r>
+    </w:p>
+    <w:p>
+      <w:pPr>
+        <w:pStyle w:val="ListParagraph"/>
+        <w:numPr>
+          <w:ilvl w:val="0"/>
+          <w:numId w:val="9"/>
+        </w:numPr>
+        <w:spacing w:after="60"/>
+      </w:pPr>
+      <w:r>
+        <w:rPr>
+          <w:rFonts w:ascii="Calibri" w:cs="Calibri" w:eastAsia="Calibri" w:hAnsi="Calibri"/>
+        </w:rPr>
+        <w:t xml:space="preserve">Rose, A., Cullen, C., Abdelnabi, S., Torr, P., Kaplowitz, B. G., and Schroeder de Witt, C. 2026. Detecting Multi-Agent Collusion Through Multi-Agent Interpretability. arXiv:2604.01151. https://arxiv.org/abs/2604.01151</w:t>
+      </w:r>
+    </w:p>
+    <w:p>
+      <w:pPr>
+        <w:pStyle w:val="ListParagraph"/>
+        <w:numPr>
+          <w:ilvl w:val="0"/>
+          <w:numId w:val="9"/>
+        </w:numPr>
+        <w:spacing w:after="60"/>
+      </w:pPr>
+      <w:r>
+        <w:rPr>
+          <w:rFonts w:ascii="Calibri" w:cs="Calibri" w:eastAsia="Calibri" w:hAnsi="Calibri"/>
+        </w:rPr>
+        <w:t xml:space="preserve">Greenblatt, R., Shlegeris, B., Sachan, K., and Roger, F. 2024. AI Control: Improving Safety Despite Intentional Subversion. </w:t>
+      </w:r>
+      <w:r>
+        <w:rPr>
+          <w:rFonts w:ascii="Calibri" w:cs="Calibri" w:eastAsia="Calibri" w:hAnsi="Calibri"/>
+          <w:i/>
+          <w:iCs/>
+        </w:rPr>
+        <w:t xml:space="preserve">ICML 2024</w:t>
+      </w:r>
+      <w:r>
+        <w:rPr>
+          <w:rFonts w:ascii="Calibri" w:cs="Calibri" w:eastAsia="Calibri" w:hAnsi="Calibri"/>
+        </w:rPr>
+        <w:t xml:space="preserve">, PMLR 235. https://proceedings.mlr.press/v235/greenblatt24a.html</w:t>
+      </w:r>
+    </w:p>
+    <w:p>
+      <w:pPr>
+        <w:pStyle w:val="Heading1"/>
+      </w:pPr>
+      <w:r>
+        <w:rPr>
+          <w:rFonts w:ascii="Calibri" w:cs="Calibri" w:eastAsia="Calibri" w:hAnsi="Calibri"/>
+        </w:rPr>
+        <w:t xml:space="preserve">Appendix A. Limitations and Dual-Use / Ethical Considerations (required)</w:t>
+      </w:r>
+    </w:p>
+    <w:p>
+      <w:pPr>
+        <w:pStyle w:val="Heading2"/>
+      </w:pPr>
+      <w:r>
+        <w:rPr>
+          <w:rFonts w:ascii="Calibri" w:cs="Calibri" w:eastAsia="Calibri" w:hAnsi="Calibri"/>
+        </w:rPr>
+        <w:t xml:space="preserve">What this result does and does not establish</w:t>
+      </w:r>
+    </w:p>
+    <w:p>
+      <w:pPr>
+        <w:spacing w:after="120"/>
+      </w:pPr>
+      <w:r>
+        <w:rPr>
+          <w:rFonts w:ascii="Calibri" w:cs="Calibri" w:eastAsia="Calibri" w:hAnsi="Calibri"/>
+          <w:b/>
+          <w:bCs/>
+        </w:rPr>
+        <w:t xml:space="preserve">It establishes</w:t>
+      </w:r>
+      <w:r>
+        <w:rPr>
+          <w:rFonts w:ascii="Calibri" w:cs="Calibri" w:eastAsia="Calibri" w:hAnsi="Calibri"/>
+        </w:rPr>
+        <w:t xml:space="preserve"> four things, for seven language models under one set of role prompts. A private channel did not raise the rate of false approvals. Written agreement and refusal did not predict endorsements. Provenance discounts had almost no false positives to remove. Two language-model judges disagree about which records show collusion. </w:t>
+      </w:r>
+      <w:r>
+        <w:rPr>
+          <w:rFonts w:ascii="Calibri" w:cs="Calibri" w:eastAsia="Calibri" w:hAnsi="Calibri"/>
+          <w:b/>
+          <w:bCs/>
+        </w:rPr>
+        <w:t xml:space="preserve">It does not establish</w:t>
+      </w:r>
+      <w:r>
+        <w:rPr>
+          <w:rFonts w:ascii="Calibri" w:cs="Calibri" w:eastAsia="Calibri" w:hAnsi="Calibri"/>
+        </w:rPr>
+        <w:t xml:space="preserve"> how models with trained goals would act. It does not show how the same models act under other prompts. It does not show whether any auditor can detect a coalition that coordinates without text. The one real case was caught only with a twin record that no deployed auditor has.</w:t>
+      </w:r>
+    </w:p>
+    <w:p>
+      <w:pPr>
+        <w:pStyle w:val="Heading2"/>
+      </w:pPr>
+      <w:r>
+        <w:rPr>
+          <w:rFonts w:ascii="Calibri" w:cs="Calibri" w:eastAsia="Calibri" w:hAnsi="Calibri"/>
+        </w:rPr>
+        <w:t xml:space="preserve">Limitations</w:t>
       </w:r>
     </w:p>
     <w:p>
@@ -13447,22 +14117,16 @@
       <w:r>
         <w:rPr>
           <w:rFonts w:ascii="Calibri" w:cs="Calibri" w:eastAsia="Calibri" w:hAnsi="Calibri"/>
-        </w:rPr>
-        <w:t xml:space="preserve">[R7] Crawford, V. P., and Sobel, J. 1982. Strategic Information Transmission. </w:t>
-      </w:r>
-      <w:r>
-        <w:rPr>
-          <w:rFonts w:ascii="Calibri" w:cs="Calibri" w:eastAsia="Calibri" w:hAnsi="Calibri"/>
-          <w:i/>
-          <w:iCs/>
-        </w:rPr>
-        <w:t xml:space="preserve">Econometrica</w:t>
-      </w:r>
-      <w:r>
-        <w:rPr>
-          <w:rFonts w:ascii="Calibri" w:cs="Calibri" w:eastAsia="Calibri" w:hAnsi="Calibri"/>
-        </w:rPr>
-        <w:t xml:space="preserve"> 50(6), 1431-1451. https://doi.org/10.2307/1913390</w:t>
+          <w:b/>
+          <w:bCs/>
+        </w:rPr>
+        <w:t xml:space="preserve">Prompt-conditioned behavior.</w:t>
+      </w:r>
+      <w:r>
+        <w:rPr>
+          <w:rFonts w:ascii="Calibri" w:cs="Calibri" w:eastAsia="Calibri" w:hAnsi="Calibri"/>
+        </w:rPr>
+        <w:t xml:space="preserve"> The prompts state the payoffs. The results show how seven models behave under these role prompts. They do not show learned objectives.</w:t>
       </w:r>
     </w:p>
     <w:p>
@@ -13477,22 +14141,16 @@
       <w:r>
         <w:rPr>
           <w:rFonts w:ascii="Calibri" w:cs="Calibri" w:eastAsia="Calibri" w:hAnsi="Calibri"/>
-        </w:rPr>
-        <w:t xml:space="preserve">[R8] Kamenica, E., and Gentzkow, M. 2011. Bayesian Persuasion. </w:t>
-      </w:r>
-      <w:r>
-        <w:rPr>
-          <w:rFonts w:ascii="Calibri" w:cs="Calibri" w:eastAsia="Calibri" w:hAnsi="Calibri"/>
-          <w:i/>
-          <w:iCs/>
-        </w:rPr>
-        <w:t xml:space="preserve">American Economic Review</w:t>
-      </w:r>
-      <w:r>
-        <w:rPr>
-          <w:rFonts w:ascii="Calibri" w:cs="Calibri" w:eastAsia="Calibri" w:hAnsi="Calibri"/>
-        </w:rPr>
-        <w:t xml:space="preserve"> 101(6), 2590-2615. https://doi.org/10.1257/aer.101.6.2590</w:t>
+          <w:b/>
+          <w:bCs/>
+        </w:rPr>
+        <w:t xml:space="preserve">One prompt set and one game.</w:t>
+      </w:r>
+      <w:r>
+        <w:rPr>
+          <w:rFonts w:ascii="Calibri" w:cs="Calibri" w:eastAsia="Calibri" w:hAnsi="Calibri"/>
+        </w:rPr>
+        <w:t xml:space="preserve"> I used one set of prompts, one game, and 24 fictional cases. Other prompts can give different results.</w:t>
       </w:r>
     </w:p>
     <w:p>
@@ -13507,22 +14165,16 @@
       <w:r>
         <w:rPr>
           <w:rFonts w:ascii="Calibri" w:cs="Calibri" w:eastAsia="Calibri" w:hAnsi="Calibri"/>
-        </w:rPr>
-        <w:t xml:space="preserve">[R11] Greenblatt, R., Shlegeris, B., Sachan, K., and Roger, F. 2024. AI Control: Improving Safety Despite Intentional Subversion. </w:t>
-      </w:r>
-      <w:r>
-        <w:rPr>
-          <w:rFonts w:ascii="Calibri" w:cs="Calibri" w:eastAsia="Calibri" w:hAnsi="Calibri"/>
-          <w:i/>
-          <w:iCs/>
-        </w:rPr>
-        <w:t xml:space="preserve">ICML 2024</w:t>
-      </w:r>
-      <w:r>
-        <w:rPr>
-          <w:rFonts w:ascii="Calibri" w:cs="Calibri" w:eastAsia="Calibri" w:hAnsi="Calibri"/>
-        </w:rPr>
-        <w:t xml:space="preserve">, PMLR 235. https://proceedings.mlr.press/v235/greenblatt24a.html</w:t>
+          <w:b/>
+          <w:bCs/>
+        </w:rPr>
+        <w:t xml:space="preserve">Small samples.</w:t>
+      </w:r>
+      <w:r>
+        <w:rPr>
+          <w:rFonts w:ascii="Calibri" w:cs="Calibri" w:eastAsia="Calibri" w:hAnsi="Calibri"/>
+        </w:rPr>
+        <w:t xml:space="preserve"> Each false approval rate uses 18 false-claim trajectories. The intervals are wide.</w:t>
       </w:r>
     </w:p>
     <w:p>
@@ -13537,22 +14189,16 @@
       <w:r>
         <w:rPr>
           <w:rFonts w:ascii="Calibri" w:cs="Calibri" w:eastAsia="Calibri" w:hAnsi="Calibri"/>
-        </w:rPr>
-        <w:t xml:space="preserve">[R12] Motwani, S. R., et al. 2024. Secret Collusion among AI Agents: Multi-Agent Deception via Steganography. </w:t>
-      </w:r>
-      <w:r>
-        <w:rPr>
-          <w:rFonts w:ascii="Calibri" w:cs="Calibri" w:eastAsia="Calibri" w:hAnsi="Calibri"/>
-          <w:i/>
-          <w:iCs/>
-        </w:rPr>
-        <w:t xml:space="preserve">NeurIPS 2024</w:t>
-      </w:r>
-      <w:r>
-        <w:rPr>
-          <w:rFonts w:ascii="Calibri" w:cs="Calibri" w:eastAsia="Calibri" w:hAnsi="Calibri"/>
-        </w:rPr>
-        <w:t xml:space="preserve">. https://proceedings.neurips.cc/paper_files/paper/2024/hash/861f7dad098aec1c3560fb7add468d41-Abstract-Conference.html</w:t>
+          <w:b/>
+          <w:bCs/>
+        </w:rPr>
+        <w:t xml:space="preserve">Seeds are not fully independent.</w:t>
+      </w:r>
+      <w:r>
+        <w:rPr>
+          <w:rFonts w:ascii="Calibri" w:cs="Calibri" w:eastAsia="Calibri" w:hAnsi="Calibri"/>
+        </w:rPr>
+        <w:t xml:space="preserve"> About one call in six came from the local cache, because two seeds gave an identical prompt. Some seeds repeat earlier answers.</w:t>
       </w:r>
     </w:p>
     <w:p>
@@ -13567,22 +14213,16 @@
       <w:r>
         <w:rPr>
           <w:rFonts w:ascii="Calibri" w:cs="Calibri" w:eastAsia="Calibri" w:hAnsi="Calibri"/>
-        </w:rPr>
-        <w:t xml:space="preserve">[R14] Hu, J., Huang, X., Sun, Y., Dong, Y., and Huang, X. 2026. Lying with Truths: Open-Channel Multi-Agent Collusion for Belief Manipulation via Generative Montage. </w:t>
-      </w:r>
-      <w:r>
-        <w:rPr>
-          <w:rFonts w:ascii="Calibri" w:cs="Calibri" w:eastAsia="Calibri" w:hAnsi="Calibri"/>
-          <w:i/>
-          <w:iCs/>
-        </w:rPr>
-        <w:t xml:space="preserve">ACL 2026</w:t>
-      </w:r>
-      <w:r>
-        <w:rPr>
-          <w:rFonts w:ascii="Calibri" w:cs="Calibri" w:eastAsia="Calibri" w:hAnsi="Calibri"/>
-        </w:rPr>
-        <w:t xml:space="preserve">. https://aclanthology.org/2026.acl-long.270/</w:t>
+          <w:b/>
+          <w:bCs/>
+        </w:rPr>
+        <w:t xml:space="preserve">Six models are exploratory.</w:t>
+      </w:r>
+      <w:r>
+        <w:rPr>
+          <w:rFonts w:ascii="Calibri" w:cs="Calibri" w:eastAsia="Calibri" w:hAnsi="Calibri"/>
+        </w:rPr>
+        <w:t xml:space="preserve"> I added them after I saw the DeepSeek chat results. They use a reply limit of 1,500 tokens; DeepSeek chat uses 600. The two DeepSeek V4 models run with thinking disabled. Twenty trajectories failed on network errors, and I ran them again with identical prompts (Appendix C).</w:t>
       </w:r>
     </w:p>
     <w:p>
@@ -13597,22 +14237,16 @@
       <w:r>
         <w:rPr>
           <w:rFonts w:ascii="Calibri" w:cs="Calibri" w:eastAsia="Calibri" w:hAnsi="Calibri"/>
-        </w:rPr>
-        <w:t xml:space="preserve">[R15] Okawa, M. 2026. Emergence of Biased Consensus in Multi-Agent LLM Debates. </w:t>
-      </w:r>
-      <w:r>
-        <w:rPr>
-          <w:rFonts w:ascii="Calibri" w:cs="Calibri" w:eastAsia="Calibri" w:hAnsi="Calibri"/>
-          <w:i/>
-          <w:iCs/>
-        </w:rPr>
-        <w:t xml:space="preserve">ICML 2026</w:t>
-      </w:r>
-      <w:r>
-        <w:rPr>
-          <w:rFonts w:ascii="Calibri" w:cs="Calibri" w:eastAsia="Calibri" w:hAnsi="Calibri"/>
-        </w:rPr>
-        <w:t xml:space="preserve">, PMLR 306. https://proceedings.mlr.press/v306/okawa26a.html</w:t>
+          <w:b/>
+          <w:bCs/>
+        </w:rPr>
+        <w:t xml:space="preserve">The hand classification is limited.</w:t>
+      </w:r>
+      <w:r>
+        <w:rPr>
+          <w:rFonts w:ascii="Calibri" w:cs="Calibri" w:eastAsia="Calibri" w:hAnsi="Calibri"/>
+        </w:rPr>
+        <w:t xml:space="preserve"> The AI assistant classified the E1 trajectories of DeepSeek chat, GPT-5.6 Terra, and DeepSeek Flash. Claude Sonnet and DeepSeek V4 Pro sent no private messages. The assistant read Claude Haiku's 3 messages; I did not classify GPT-5.6 Luna's 36. I spot-checked the tables. [AUTHOR: confirm after your spot-check.]</w:t>
       </w:r>
     </w:p>
     <w:p>
@@ -13627,8 +14261,16 @@
       <w:r>
         <w:rPr>
           <w:rFonts w:ascii="Calibri" w:cs="Calibri" w:eastAsia="Calibri" w:hAnsi="Calibri"/>
-        </w:rPr>
-        <w:t xml:space="preserve">[R17] Rose, A., Cullen, C., Abdelnabi, S., Torr, P., Kaplowitz, B. G., and Schroeder de Witt, C. 2026. Detecting Multi-Agent Collusion Through Multi-Agent Interpretability. arXiv:2604.01151. https://arxiv.org/abs/2604.01151</w:t>
+          <w:b/>
+          <w:bCs/>
+        </w:rPr>
+        <w:t xml:space="preserve">The keyword rule is weak.</w:t>
+      </w:r>
+      <w:r>
+        <w:rPr>
+          <w:rFonts w:ascii="Calibri" w:cs="Calibri" w:eastAsia="Calibri" w:hAnsi="Calibri"/>
+        </w:rPr>
+        <w:t xml:space="preserve"> It finds the scripted plan but misses reworded plans. The LLM judge is a complement, with its own biases.</w:t>
       </w:r>
     </w:p>
     <w:p>
@@ -13643,8 +14285,16 @@
       <w:r>
         <w:rPr>
           <w:rFonts w:ascii="Calibri" w:cs="Calibri" w:eastAsia="Calibri" w:hAnsi="Calibri"/>
-        </w:rPr>
-        <w:t xml:space="preserve">[S1] Nakamura, M., Kumar, A., Das, S., Abdelnabi, S., Mahmud, S., Fioretto, F., Zilberstein, S., and Bagdasarian, E. 2026. Colosseum: Auditing Collusion in Cooperative Multi-Agent Systems. arXiv:2602.15198. https://arxiv.org/abs/2602.15198</w:t>
+          <w:b/>
+          <w:bCs/>
+        </w:rPr>
+        <w:t xml:space="preserve">The positive control is scripted.</w:t>
+      </w:r>
+      <w:r>
+        <w:rPr>
+          <w:rFonts w:ascii="Calibri" w:cs="Calibri" w:eastAsia="Calibri" w:hAnsi="Calibri"/>
+        </w:rPr>
+        <w:t xml:space="preserve"> P proves that the auditors work. It does not show how language-model coalitions behave.</w:t>
       </w:r>
     </w:p>
     <w:p>
@@ -13659,22 +14309,16 @@
       <w:r>
         <w:rPr>
           <w:rFonts w:ascii="Calibri" w:cs="Calibri" w:eastAsia="Calibri" w:hAnsi="Calibri"/>
-        </w:rPr>
-        <w:t xml:space="preserve">[S2] Berger et al. 2025. </w:t>
-      </w:r>
-      <w:r>
-        <w:rPr>
-          <w:rFonts w:ascii="Calibri" w:cs="Calibri" w:eastAsia="Calibri" w:hAnsi="Calibri"/>
-          <w:i/>
-          <w:iCs/>
-        </w:rPr>
-        <w:t xml:space="preserve">ABA Antitrust Law</w:t>
-      </w:r>
-      <w:r>
-        <w:rPr>
-          <w:rFonts w:ascii="Calibri" w:cs="Calibri" w:eastAsia="Calibri" w:hAnsi="Calibri"/>
-        </w:rPr>
-        <w:t xml:space="preserve"> magazine, Fall 2025. [AUTHOR: open the link and copy the exact title and authors.] https://www.americanbar.org/groups/antitrust_law/resources/magazine/2025-fall/coordination-code-rethinking-antitrust-liability-age-ai-pricing/</w:t>
+          <w:b/>
+          <w:bCs/>
+        </w:rPr>
+        <w:t xml:space="preserve">The coordination had nothing to change in the main game.</w:t>
+      </w:r>
+      <w:r>
+        <w:rPr>
+          <w:rFonts w:ascii="Calibri" w:cs="Calibri" w:eastAsia="Calibri" w:hAnsi="Calibri"/>
+        </w:rPr>
+        <w:t xml:space="preserve"> In regimes A to P, endorsing is a weakly dominant strategy for an approval-seeking reviewer. The main game cannot show a positive communication effect for agents that follow their payoffs. Section 4.6 removes this limit for one round.</w:t>
       </w:r>
     </w:p>
     <w:p>
@@ -13689,8 +14333,29 @@
       <w:r>
         <w:rPr>
           <w:rFonts w:ascii="Calibri" w:cs="Calibri" w:eastAsia="Calibri" w:hAnsi="Calibri"/>
-        </w:rPr>
-        <w:t xml:space="preserve">[S28] FERC Staff. 2003-08-01. Initial Report on Physical Withholding by Generators in the California Market. https://ferc.gov/sites/default/files/2020-05/WithholdingReport8-1-03.pdf</w:t>
+          <w:b/>
+          <w:bCs/>
+        </w:rPr>
+        <w:t xml:space="preserve">The real cases are analogies.</w:t>
+      </w:r>
+      <w:r>
+        <w:rPr>
+          <w:rFonts w:ascii="Calibri" w:cs="Calibri" w:eastAsia="Calibri" w:hAnsi="Calibri"/>
+        </w:rPr>
+        <w:t xml:space="preserve"> Real investigators used sworn answers, recorded calls, and inspections. My auditor reads one trajectory. The cases in Section 1.3 motivate the features. They do not validate them. Eturas presumes participation once awareness is shown </w:t>
+      </w:r>
+      <w:r>
+        <w:rPr>
+          <w:rFonts w:ascii="Calibri" w:cs="Calibri" w:eastAsia="Calibri" w:hAnsi="Calibri"/>
+          <w:vertAlign w:val="superscript"/>
+        </w:rPr>
+        <w:t xml:space="preserve">7</w:t>
+      </w:r>
+      <w:r>
+        <w:rPr>
+          <w:rFonts w:ascii="Calibri" w:cs="Calibri" w:eastAsia="Calibri" w:hAnsi="Calibri"/>
+        </w:rPr>
+        <w:t xml:space="preserve">; regime F is labeled non-collusion by construction.</w:t>
       </w:r>
     </w:p>
     <w:p>
@@ -13705,8 +14370,16 @@
       <w:r>
         <w:rPr>
           <w:rFonts w:ascii="Calibri" w:cs="Calibri" w:eastAsia="Calibri" w:hAnsi="Calibri"/>
-        </w:rPr>
-        <w:t xml:space="preserve">[S29] FERC. 2003. Order to Show Cause, Reliant Energy Services and BP Energy. 68 Fed. Reg. 15716. https://www.govinfo.gov/content/pkg/FR-2003-04-01/pdf/03-7797.pdf</w:t>
+          <w:b/>
+          <w:bCs/>
+        </w:rPr>
+        <w:t xml:space="preserve">The shared-origin feature is coarse.</w:t>
+      </w:r>
+      <w:r>
+        <w:rPr>
+          <w:rFonts w:ascii="Calibri" w:cs="Calibri" w:eastAsia="Calibri" w:hAnsi="Calibri"/>
+        </w:rPr>
+        <w:t xml:space="preserve"> It counts a pair of citations as sharing an origin when both reviewers cite the same item. So it is high whenever the reviewers cite the same items, with or without a shared source.</w:t>
       </w:r>
     </w:p>
     <w:p>
@@ -13721,8 +14394,27 @@
       <w:r>
         <w:rPr>
           <w:rFonts w:ascii="Calibri" w:cs="Calibri" w:eastAsia="Calibri" w:hAnsi="Calibri"/>
-        </w:rPr>
-        <w:t xml:space="preserve">[S30] FERC. 2003. Order to Show Cause, Enron partnerships. 68 Fed. Reg. 39921. https://www.govinfo.gov/content/pkg/FR-2003-07-03/pdf/03-16822.pdf</w:t>
+          <w:b/>
+          <w:bCs/>
+        </w:rPr>
+        <w:t xml:space="preserve">Payoff data identifies the regime.</w:t>
+      </w:r>
+      <w:r>
+        <w:rPr>
+          <w:rFonts w:ascii="Calibri" w:cs="Calibri" w:eastAsia="Calibri" w:hAnsi="Calibri"/>
+        </w:rPr>
+        <w:t xml:space="preserve"> S4 is only an upper limit. S4d also uses a matched trajectory that a deployer cannot make.</w:t>
+      </w:r>
+    </w:p>
+    <w:p>
+      <w:pPr>
+        <w:pStyle w:val="Heading2"/>
+      </w:pPr>
+      <w:r>
+        <w:rPr>
+          <w:rFonts w:ascii="Calibri" w:cs="Calibri" w:eastAsia="Calibri" w:hAnsi="Calibri"/>
+        </w:rPr>
+        <w:t xml:space="preserve">Dual use and ethics</w:t>
       </w:r>
     </w:p>
     <w:p>
@@ -13737,8 +14429,16 @@
       <w:r>
         <w:rPr>
           <w:rFonts w:ascii="Calibri" w:cs="Calibri" w:eastAsia="Calibri" w:hAnsi="Calibri"/>
-        </w:rPr>
-        <w:t xml:space="preserve">[S34] National Transportation Safety Board. 2011. Pacific Gas and Electric Company Natural Gas Transmission Pipeline Rupture and Fire, San Bruno, California, September 9, 2010. Pipeline Accident Report NTSB/PAR-11/01. https://www.ntsb.gov/investigations/AccidentReports/Reports/PAR1101.pdf</w:t>
+          <w:b/>
+          <w:bCs/>
+        </w:rPr>
+        <w:t xml:space="preserve">Could this make collusion easier or harder to detect?</w:t>
+      </w:r>
+      <w:r>
+        <w:rPr>
+          <w:rFonts w:ascii="Calibri" w:cs="Calibri" w:eastAsia="Calibri" w:hAnsi="Calibri"/>
+        </w:rPr>
+        <w:t xml:space="preserve"> Two findings could help a coalition. A written refusal lowered the language-model judge's score, so a coalition that refuses in writing and endorses anyway evades that judge. The keyword auditor missed reworded plans. Both are weaknesses of the auditors, and both are already known failure modes of text monitors. I report them because a standard of evidence that rests on words would fail in exactly this way. The list of plus factors also tells a coalition what to avoid. But the features are structural (provenance, exposure order, incentives), and antitrust law already names them.</w:t>
       </w:r>
     </w:p>
     <w:p>
@@ -13754,21 +14454,7 @@
         <w:rPr>
           <w:rFonts w:ascii="Calibri" w:cs="Calibri" w:eastAsia="Calibri" w:hAnsi="Calibri"/>
         </w:rPr>
-        <w:t xml:space="preserve">[S40] </w:t>
-      </w:r>
-      <w:r>
-        <w:rPr>
-          <w:rFonts w:ascii="Calibri" w:cs="Calibri" w:eastAsia="Calibri" w:hAnsi="Calibri"/>
-          <w:i/>
-          <w:iCs/>
-        </w:rPr>
-        <w:t xml:space="preserve">Bell Atlantic Corp. v. Twombly</w:t>
-      </w:r>
-      <w:r>
-        <w:rPr>
-          <w:rFonts w:ascii="Calibri" w:cs="Calibri" w:eastAsia="Calibri" w:hAnsi="Calibri"/>
-        </w:rPr>
-        <w:t xml:space="preserve">, 550 U.S. 544 (2007). https://www.law.cornell.edu/supct/html/05-1126.ZO.html</w:t>
+        <w:t xml:space="preserve">The prompts ask models to play approval-seeking roles. The models produced biasing plans in a fictional setting. I publish the prompts so that others can test refusals. I add no new capability.</w:t>
       </w:r>
     </w:p>
     <w:p>
@@ -13784,21 +14470,18 @@
         <w:rPr>
           <w:rFonts w:ascii="Calibri" w:cs="Calibri" w:eastAsia="Calibri" w:hAnsi="Calibri"/>
         </w:rPr>
-        <w:t xml:space="preserve">[S41] </w:t>
-      </w:r>
-      <w:r>
-        <w:rPr>
-          <w:rFonts w:ascii="Calibri" w:cs="Calibri" w:eastAsia="Calibri" w:hAnsi="Calibri"/>
-          <w:i/>
-          <w:iCs/>
-        </w:rPr>
-        <w:t xml:space="preserve">Interstate Circuit, Inc. v. United States</w:t>
-      </w:r>
-      <w:r>
-        <w:rPr>
-          <w:rFonts w:ascii="Calibri" w:cs="Calibri" w:eastAsia="Calibri" w:hAnsi="Calibri"/>
-        </w:rPr>
-        <w:t xml:space="preserve">, 306 U.S. 208 (1939). https://www.law.cornell.edu/supremecourt/text/306/208</w:t>
+        <w:t xml:space="preserve">I model no real organizations, persons, or markets. All cases are fictional. No human subjects took part.</w:t>
+      </w:r>
+    </w:p>
+    <w:p>
+      <w:pPr>
+        <w:pStyle w:val="Heading1"/>
+      </w:pPr>
+      <w:r>
+        <w:rPr>
+          <w:rFonts w:ascii="Calibri" w:cs="Calibri" w:eastAsia="Calibri" w:hAnsi="Calibri"/>
+        </w:rPr>
+        <w:t xml:space="preserve">Appendix B. Preexisting work and LLM usage statement</w:t>
       </w:r>
     </w:p>
     <w:p>
@@ -13813,22 +14496,16 @@
       <w:r>
         <w:rPr>
           <w:rFonts w:ascii="Calibri" w:cs="Calibri" w:eastAsia="Calibri" w:hAnsi="Calibri"/>
-        </w:rPr>
-        <w:t xml:space="preserve">[S42] Court of Justice of the European Union. 2016-01-21. </w:t>
-      </w:r>
-      <w:r>
-        <w:rPr>
-          <w:rFonts w:ascii="Calibri" w:cs="Calibri" w:eastAsia="Calibri" w:hAnsi="Calibri"/>
-          <w:i/>
-          <w:iCs/>
-        </w:rPr>
-        <w:t xml:space="preserve">Eturas and Others</w:t>
-      </w:r>
-      <w:r>
-        <w:rPr>
-          <w:rFonts w:ascii="Calibri" w:cs="Calibri" w:eastAsia="Calibri" w:hAnsi="Calibri"/>
-        </w:rPr>
-        <w:t xml:space="preserve">, Case C-74/14, CELEX 62014CJ0074. https://eur-lex.europa.eu/legal-content/EN/TXT/?uri=CELEX:62014CJ0074</w:t>
+          <w:b/>
+          <w:bCs/>
+        </w:rPr>
+        <w:t xml:space="preserve">Before the sprint.</w:t>
+      </w:r>
+      <w:r>
+        <w:rPr>
+          <w:rFonts w:ascii="Calibri" w:cs="Calibri" w:eastAsia="Calibri" w:hAnsi="Calibri"/>
+        </w:rPr>
+        <w:t xml:space="preserve"> I worked out the research question and the framework in the week before the sprint, as notes. The framework was the review game, the eight settings, the five causes of agreement, the plus-factor idea, and the reading list. No code, prompts, runs, or results existed before the sprint.</w:t>
       </w:r>
     </w:p>
     <w:p>
@@ -13843,22 +14520,30 @@
       <w:r>
         <w:rPr>
           <w:rFonts w:ascii="Calibri" w:cs="Calibri" w:eastAsia="Calibri" w:hAnsi="Calibri"/>
-        </w:rPr>
-        <w:t xml:space="preserve">[S46] </w:t>
-      </w:r>
-      <w:r>
-        <w:rPr>
-          <w:rFonts w:ascii="Calibri" w:cs="Calibri" w:eastAsia="Calibri" w:hAnsi="Calibri"/>
-          <w:i/>
-          <w:iCs/>
-        </w:rPr>
-        <w:t xml:space="preserve">Gibson v. Cendyn Group, LLC</w:t>
-      </w:r>
-      <w:r>
-        <w:rPr>
-          <w:rFonts w:ascii="Calibri" w:cs="Calibri" w:eastAsia="Calibri" w:hAnsi="Calibri"/>
-        </w:rPr>
-        <w:t xml:space="preserve">, No. 24-3576 (9th Cir. 2025-08-15). https://cdn.ca9.uscourts.gov/datastore/opinions/2025/08/15/24-3576.pdf</w:t>
+          <w:b/>
+          <w:bCs/>
+        </w:rPr>
+        <w:t xml:space="preserve">During the sprint.</w:t>
+      </w:r>
+      <w:r>
+        <w:rPr>
+          <w:rFonts w:ascii="Calibri" w:cs="Calibri" w:eastAsia="Calibri" w:hAnsi="Calibri"/>
+        </w:rPr>
+        <w:t xml:space="preserve"> Everything reported here: the code in </w:t>
+      </w:r>
+      <w:r>
+        <w:rPr>
+          <w:rFonts w:ascii="Consolas" w:cs="Consolas" w:eastAsia="Consolas" w:hAnsi="Consolas"/>
+          <w:sz w:val="19"/>
+          <w:szCs w:val="19"/>
+        </w:rPr>
+        <w:t xml:space="preserve">lab/</w:t>
+      </w:r>
+      <w:r>
+        <w:rPr>
+          <w:rFonts w:ascii="Calibri" w:cs="Calibri" w:eastAsia="Calibri" w:hAnsi="Calibri"/>
+        </w:rPr>
+        <w:t xml:space="preserve">, the preregistration, all runs, the hand classification, the analysis scripts, the figures, and this report. The README of the repository says the same.</w:t>
       </w:r>
     </w:p>
     <w:p>
@@ -13873,488 +14558,16 @@
       <w:r>
         <w:rPr>
           <w:rFonts w:ascii="Calibri" w:cs="Calibri" w:eastAsia="Calibri" w:hAnsi="Calibri"/>
-        </w:rPr>
-        <w:t xml:space="preserve">[W3] Apart Research. 2026. AI Collusion Research Sprint page. https://apartresearch.com/sprints/ai-collusion-research-sprint-2026-10-23-to-2026-10-25</w:t>
-      </w:r>
-    </w:p>
-    <w:p>
-      <w:pPr>
-        <w:pStyle w:val="Heading1"/>
-      </w:pPr>
-      <w:r>
-        <w:rPr>
-          <w:rFonts w:ascii="Calibri" w:cs="Calibri" w:eastAsia="Calibri" w:hAnsi="Calibri"/>
-        </w:rPr>
-        <w:t xml:space="preserve">Appendix A. Limitations and Dual-Use / Ethical Considerations (required)</w:t>
-      </w:r>
-    </w:p>
-    <w:p>
-      <w:pPr>
-        <w:pStyle w:val="Heading2"/>
-      </w:pPr>
-      <w:r>
-        <w:rPr>
-          <w:rFonts w:ascii="Calibri" w:cs="Calibri" w:eastAsia="Calibri" w:hAnsi="Calibri"/>
-        </w:rPr>
-        <w:t xml:space="preserve">What this result does and does not establish</w:t>
-      </w:r>
-    </w:p>
-    <w:p>
-      <w:pPr>
-        <w:spacing w:after="120"/>
-      </w:pPr>
-      <w:r>
-        <w:rPr>
-          <w:rFonts w:ascii="Calibri" w:cs="Calibri" w:eastAsia="Calibri" w:hAnsi="Calibri"/>
           <w:b/>
           <w:bCs/>
         </w:rPr>
-        <w:t xml:space="preserve">It establishes</w:t>
-      </w:r>
-      <w:r>
-        <w:rPr>
-          <w:rFonts w:ascii="Calibri" w:cs="Calibri" w:eastAsia="Calibri" w:hAnsi="Calibri"/>
-        </w:rPr>
-        <w:t xml:space="preserve"> four things, for seven language models under one set of role prompts. A private channel did not raise the rate of false approvals. Written agreement and refusal did not predict endorsements. Provenance discounts had almost no false positives to remove. Two language-model judges disagree about which records show collusion. </w:t>
-      </w:r>
-      <w:r>
-        <w:rPr>
-          <w:rFonts w:ascii="Calibri" w:cs="Calibri" w:eastAsia="Calibri" w:hAnsi="Calibri"/>
-          <w:b/>
-          <w:bCs/>
-        </w:rPr>
-        <w:t xml:space="preserve">It does not establish</w:t>
-      </w:r>
-      <w:r>
-        <w:rPr>
-          <w:rFonts w:ascii="Calibri" w:cs="Calibri" w:eastAsia="Calibri" w:hAnsi="Calibri"/>
-        </w:rPr>
-        <w:t xml:space="preserve"> how models with trained goals would act. It does not show how the same models act under other prompts. It does not show whether any auditor can detect a coalition that coordinates without text. The one real case was caught only with a twin record that no deployed auditor has.</w:t>
-      </w:r>
-    </w:p>
-    <w:p>
-      <w:pPr>
-        <w:pStyle w:val="Heading2"/>
-      </w:pPr>
-      <w:r>
-        <w:rPr>
-          <w:rFonts w:ascii="Calibri" w:cs="Calibri" w:eastAsia="Calibri" w:hAnsi="Calibri"/>
-        </w:rPr>
-        <w:t xml:space="preserve">Limitations</w:t>
-      </w:r>
-    </w:p>
-    <w:p>
-      <w:pPr>
-        <w:pStyle w:val="ListParagraph"/>
-        <w:numPr>
-          <w:ilvl w:val="0"/>
-          <w:numId w:val="6"/>
-        </w:numPr>
-        <w:spacing w:after="60"/>
-      </w:pPr>
-      <w:r>
-        <w:rPr>
-          <w:rFonts w:ascii="Calibri" w:cs="Calibri" w:eastAsia="Calibri" w:hAnsi="Calibri"/>
-          <w:b/>
-          <w:bCs/>
-        </w:rPr>
-        <w:t xml:space="preserve">Prompt-conditioned behavior.</w:t>
-      </w:r>
-      <w:r>
-        <w:rPr>
-          <w:rFonts w:ascii="Calibri" w:cs="Calibri" w:eastAsia="Calibri" w:hAnsi="Calibri"/>
-        </w:rPr>
-        <w:t xml:space="preserve"> The prompts state the payoffs. The results show how seven models behave under these role prompts. They do not show learned objectives.</w:t>
-      </w:r>
-    </w:p>
-    <w:p>
-      <w:pPr>
-        <w:pStyle w:val="ListParagraph"/>
-        <w:numPr>
-          <w:ilvl w:val="0"/>
-          <w:numId w:val="6"/>
-        </w:numPr>
-        <w:spacing w:after="60"/>
-      </w:pPr>
-      <w:r>
-        <w:rPr>
-          <w:rFonts w:ascii="Calibri" w:cs="Calibri" w:eastAsia="Calibri" w:hAnsi="Calibri"/>
-          <w:b/>
-          <w:bCs/>
-        </w:rPr>
-        <w:t xml:space="preserve">One prompt set and one game.</w:t>
-      </w:r>
-      <w:r>
-        <w:rPr>
-          <w:rFonts w:ascii="Calibri" w:cs="Calibri" w:eastAsia="Calibri" w:hAnsi="Calibri"/>
-        </w:rPr>
-        <w:t xml:space="preserve"> I used one set of prompts, one game, and 24 fictional cases. Other prompts can give different results.</w:t>
-      </w:r>
-    </w:p>
-    <w:p>
-      <w:pPr>
-        <w:pStyle w:val="ListParagraph"/>
-        <w:numPr>
-          <w:ilvl w:val="0"/>
-          <w:numId w:val="6"/>
-        </w:numPr>
-        <w:spacing w:after="60"/>
-      </w:pPr>
-      <w:r>
-        <w:rPr>
-          <w:rFonts w:ascii="Calibri" w:cs="Calibri" w:eastAsia="Calibri" w:hAnsi="Calibri"/>
-          <w:b/>
-          <w:bCs/>
-        </w:rPr>
-        <w:t xml:space="preserve">Small samples.</w:t>
-      </w:r>
-      <w:r>
-        <w:rPr>
-          <w:rFonts w:ascii="Calibri" w:cs="Calibri" w:eastAsia="Calibri" w:hAnsi="Calibri"/>
-        </w:rPr>
-        <w:t xml:space="preserve"> Each false approval rate uses 18 false-claim trajectories. The intervals are wide.</w:t>
-      </w:r>
-    </w:p>
-    <w:p>
-      <w:pPr>
-        <w:pStyle w:val="ListParagraph"/>
-        <w:numPr>
-          <w:ilvl w:val="0"/>
-          <w:numId w:val="6"/>
-        </w:numPr>
-        <w:spacing w:after="60"/>
-      </w:pPr>
-      <w:r>
-        <w:rPr>
-          <w:rFonts w:ascii="Calibri" w:cs="Calibri" w:eastAsia="Calibri" w:hAnsi="Calibri"/>
-          <w:b/>
-          <w:bCs/>
-        </w:rPr>
-        <w:t xml:space="preserve">Seeds are not fully independent.</w:t>
-      </w:r>
-      <w:r>
-        <w:rPr>
-          <w:rFonts w:ascii="Calibri" w:cs="Calibri" w:eastAsia="Calibri" w:hAnsi="Calibri"/>
-        </w:rPr>
-        <w:t xml:space="preserve"> About one call in six came from the local cache, because two seeds gave an identical prompt. Some seeds repeat earlier answers.</w:t>
-      </w:r>
-    </w:p>
-    <w:p>
-      <w:pPr>
-        <w:pStyle w:val="ListParagraph"/>
-        <w:numPr>
-          <w:ilvl w:val="0"/>
-          <w:numId w:val="6"/>
-        </w:numPr>
-        <w:spacing w:after="60"/>
-      </w:pPr>
-      <w:r>
-        <w:rPr>
-          <w:rFonts w:ascii="Calibri" w:cs="Calibri" w:eastAsia="Calibri" w:hAnsi="Calibri"/>
-          <w:b/>
-          <w:bCs/>
-        </w:rPr>
-        <w:t xml:space="preserve">Six models are exploratory.</w:t>
-      </w:r>
-      <w:r>
-        <w:rPr>
-          <w:rFonts w:ascii="Calibri" w:cs="Calibri" w:eastAsia="Calibri" w:hAnsi="Calibri"/>
-        </w:rPr>
-        <w:t xml:space="preserve"> I added them after I saw the DeepSeek chat results. They use a reply limit of 1,500 tokens; DeepSeek chat uses 600. The two DeepSeek V4 models run with thinking disabled. Twenty trajectories failed on network errors, and I ran them again with identical prompts (Appendix C).</w:t>
-      </w:r>
-    </w:p>
-    <w:p>
-      <w:pPr>
-        <w:pStyle w:val="ListParagraph"/>
-        <w:numPr>
-          <w:ilvl w:val="0"/>
-          <w:numId w:val="6"/>
-        </w:numPr>
-        <w:spacing w:after="60"/>
-      </w:pPr>
-      <w:r>
-        <w:rPr>
-          <w:rFonts w:ascii="Calibri" w:cs="Calibri" w:eastAsia="Calibri" w:hAnsi="Calibri"/>
-          <w:b/>
-          <w:bCs/>
-        </w:rPr>
-        <w:t xml:space="preserve">The hand classification is limited.</w:t>
-      </w:r>
-      <w:r>
-        <w:rPr>
-          <w:rFonts w:ascii="Calibri" w:cs="Calibri" w:eastAsia="Calibri" w:hAnsi="Calibri"/>
-        </w:rPr>
-        <w:t xml:space="preserve"> The AI assistant classified the E1 trajectories of DeepSeek chat, GPT-5.6 Terra, and DeepSeek Flash. Claude Sonnet and DeepSeek V4 Pro sent no private messages. The assistant read Claude Haiku's 3 messages; I did not classify GPT-5.6 Luna's 36. I spot-checked the tables. [AUTHOR: confirm after your spot-check.]</w:t>
-      </w:r>
-    </w:p>
-    <w:p>
-      <w:pPr>
-        <w:pStyle w:val="ListParagraph"/>
-        <w:numPr>
-          <w:ilvl w:val="0"/>
-          <w:numId w:val="6"/>
-        </w:numPr>
-        <w:spacing w:after="60"/>
-      </w:pPr>
-      <w:r>
-        <w:rPr>
-          <w:rFonts w:ascii="Calibri" w:cs="Calibri" w:eastAsia="Calibri" w:hAnsi="Calibri"/>
-          <w:b/>
-          <w:bCs/>
-        </w:rPr>
-        <w:t xml:space="preserve">The keyword rule is weak.</w:t>
-      </w:r>
-      <w:r>
-        <w:rPr>
-          <w:rFonts w:ascii="Calibri" w:cs="Calibri" w:eastAsia="Calibri" w:hAnsi="Calibri"/>
-        </w:rPr>
-        <w:t xml:space="preserve"> It finds the scripted plan but misses reworded plans. The LLM judge is a complement, with its own biases.</w:t>
-      </w:r>
-    </w:p>
-    <w:p>
-      <w:pPr>
-        <w:pStyle w:val="ListParagraph"/>
-        <w:numPr>
-          <w:ilvl w:val="0"/>
-          <w:numId w:val="6"/>
-        </w:numPr>
-        <w:spacing w:after="60"/>
-      </w:pPr>
-      <w:r>
-        <w:rPr>
-          <w:rFonts w:ascii="Calibri" w:cs="Calibri" w:eastAsia="Calibri" w:hAnsi="Calibri"/>
-          <w:b/>
-          <w:bCs/>
-        </w:rPr>
-        <w:t xml:space="preserve">The positive control is scripted.</w:t>
-      </w:r>
-      <w:r>
-        <w:rPr>
-          <w:rFonts w:ascii="Calibri" w:cs="Calibri" w:eastAsia="Calibri" w:hAnsi="Calibri"/>
-        </w:rPr>
-        <w:t xml:space="preserve"> P proves that the auditors work. It does not show how language-model coalitions behave.</w:t>
-      </w:r>
-    </w:p>
-    <w:p>
-      <w:pPr>
-        <w:pStyle w:val="ListParagraph"/>
-        <w:numPr>
-          <w:ilvl w:val="0"/>
-          <w:numId w:val="6"/>
-        </w:numPr>
-        <w:spacing w:after="60"/>
-      </w:pPr>
-      <w:r>
-        <w:rPr>
-          <w:rFonts w:ascii="Calibri" w:cs="Calibri" w:eastAsia="Calibri" w:hAnsi="Calibri"/>
-          <w:b/>
-          <w:bCs/>
-        </w:rPr>
-        <w:t xml:space="preserve">The coordination had nothing to change in the main game.</w:t>
-      </w:r>
-      <w:r>
-        <w:rPr>
-          <w:rFonts w:ascii="Calibri" w:cs="Calibri" w:eastAsia="Calibri" w:hAnsi="Calibri"/>
-        </w:rPr>
-        <w:t xml:space="preserve"> In regimes A to P, endorsing is a weakly dominant strategy for an approval-seeking reviewer. The main game cannot show a positive communication effect for agents that follow their payoffs. Section 4.6 removes this limit for one round.</w:t>
-      </w:r>
-    </w:p>
-    <w:p>
-      <w:pPr>
-        <w:pStyle w:val="ListParagraph"/>
-        <w:numPr>
-          <w:ilvl w:val="0"/>
-          <w:numId w:val="6"/>
-        </w:numPr>
-        <w:spacing w:after="60"/>
-      </w:pPr>
-      <w:r>
-        <w:rPr>
-          <w:rFonts w:ascii="Calibri" w:cs="Calibri" w:eastAsia="Calibri" w:hAnsi="Calibri"/>
-          <w:b/>
-          <w:bCs/>
-        </w:rPr>
-        <w:t xml:space="preserve">The real cases are analogies.</w:t>
-      </w:r>
-      <w:r>
-        <w:rPr>
-          <w:rFonts w:ascii="Calibri" w:cs="Calibri" w:eastAsia="Calibri" w:hAnsi="Calibri"/>
-        </w:rPr>
-        <w:t xml:space="preserve"> Real investigators used sworn answers, recorded calls, and inspections. My auditor reads one trajectory. The cases in Section 1.3 motivate the features. They do not validate them. Eturas presumes participation once awareness is shown [S42]; regime F is labeled non-collusion by construction.</w:t>
-      </w:r>
-    </w:p>
-    <w:p>
-      <w:pPr>
-        <w:pStyle w:val="ListParagraph"/>
-        <w:numPr>
-          <w:ilvl w:val="0"/>
-          <w:numId w:val="6"/>
-        </w:numPr>
-        <w:spacing w:after="60"/>
-      </w:pPr>
-      <w:r>
-        <w:rPr>
-          <w:rFonts w:ascii="Calibri" w:cs="Calibri" w:eastAsia="Calibri" w:hAnsi="Calibri"/>
-          <w:b/>
-          <w:bCs/>
-        </w:rPr>
-        <w:t xml:space="preserve">The shared-origin feature is coarse.</w:t>
-      </w:r>
-      <w:r>
-        <w:rPr>
-          <w:rFonts w:ascii="Calibri" w:cs="Calibri" w:eastAsia="Calibri" w:hAnsi="Calibri"/>
-        </w:rPr>
-        <w:t xml:space="preserve"> It counts a pair of citations as sharing an origin when both reviewers cite the same item. So it is high whenever the reviewers cite the same items, with or without a shared source.</w:t>
-      </w:r>
-    </w:p>
-    <w:p>
-      <w:pPr>
-        <w:pStyle w:val="ListParagraph"/>
-        <w:numPr>
-          <w:ilvl w:val="0"/>
-          <w:numId w:val="6"/>
-        </w:numPr>
-        <w:spacing w:after="60"/>
-      </w:pPr>
-      <w:r>
-        <w:rPr>
-          <w:rFonts w:ascii="Calibri" w:cs="Calibri" w:eastAsia="Calibri" w:hAnsi="Calibri"/>
-          <w:b/>
-          <w:bCs/>
-        </w:rPr>
-        <w:t xml:space="preserve">Payoff data identifies the regime.</w:t>
-      </w:r>
-      <w:r>
-        <w:rPr>
-          <w:rFonts w:ascii="Calibri" w:cs="Calibri" w:eastAsia="Calibri" w:hAnsi="Calibri"/>
-        </w:rPr>
-        <w:t xml:space="preserve"> S4 is only an upper limit. S4d also uses a matched trajectory that a deployer cannot make.</w:t>
-      </w:r>
-    </w:p>
-    <w:p>
-      <w:pPr>
-        <w:pStyle w:val="Heading2"/>
-      </w:pPr>
-      <w:r>
-        <w:rPr>
-          <w:rFonts w:ascii="Calibri" w:cs="Calibri" w:eastAsia="Calibri" w:hAnsi="Calibri"/>
-        </w:rPr>
-        <w:t xml:space="preserve">Dual use and ethics</w:t>
-      </w:r>
-    </w:p>
-    <w:p>
-      <w:pPr>
-        <w:pStyle w:val="ListParagraph"/>
-        <w:numPr>
-          <w:ilvl w:val="0"/>
-          <w:numId w:val="6"/>
-        </w:numPr>
-        <w:spacing w:after="60"/>
-      </w:pPr>
-      <w:r>
-        <w:rPr>
-          <w:rFonts w:ascii="Calibri" w:cs="Calibri" w:eastAsia="Calibri" w:hAnsi="Calibri"/>
-          <w:b/>
-          <w:bCs/>
-        </w:rPr>
-        <w:t xml:space="preserve">Could this make collusion easier or harder to detect?</w:t>
-      </w:r>
-      <w:r>
-        <w:rPr>
-          <w:rFonts w:ascii="Calibri" w:cs="Calibri" w:eastAsia="Calibri" w:hAnsi="Calibri"/>
-        </w:rPr>
-        <w:t xml:space="preserve"> Two findings could help a coalition. A written refusal lowered the language-model judge's score, so a coalition that refuses in writing and endorses anyway evades that judge. The keyword auditor missed reworded plans. Both are weaknesses of the auditors, and both are already known failure modes of text monitors. I report them because a standard of evidence that rests on words would fail in exactly this way. The list of plus factors also tells a coalition what to avoid. But the features are structural (provenance, exposure order, incentives), and antitrust law already names them.</w:t>
-      </w:r>
-    </w:p>
-    <w:p>
-      <w:pPr>
-        <w:pStyle w:val="ListParagraph"/>
-        <w:numPr>
-          <w:ilvl w:val="0"/>
-          <w:numId w:val="6"/>
-        </w:numPr>
-        <w:spacing w:after="60"/>
-      </w:pPr>
-      <w:r>
-        <w:rPr>
-          <w:rFonts w:ascii="Calibri" w:cs="Calibri" w:eastAsia="Calibri" w:hAnsi="Calibri"/>
-        </w:rPr>
-        <w:t xml:space="preserve">The prompts ask models to play approval-seeking roles. The models produced biasing plans in a fictional setting. I publish the prompts so that others can test refusals. I add no new capability.</w:t>
-      </w:r>
-    </w:p>
-    <w:p>
-      <w:pPr>
-        <w:pStyle w:val="ListParagraph"/>
-        <w:numPr>
-          <w:ilvl w:val="0"/>
-          <w:numId w:val="6"/>
-        </w:numPr>
-        <w:spacing w:after="60"/>
-      </w:pPr>
-      <w:r>
-        <w:rPr>
-          <w:rFonts w:ascii="Calibri" w:cs="Calibri" w:eastAsia="Calibri" w:hAnsi="Calibri"/>
-        </w:rPr>
-        <w:t xml:space="preserve">I model no real organizations, persons, or markets. All cases are fictional. No human subjects took part.</w:t>
-      </w:r>
-    </w:p>
-    <w:p>
-      <w:pPr>
-        <w:pStyle w:val="Heading1"/>
-      </w:pPr>
-      <w:r>
-        <w:rPr>
-          <w:rFonts w:ascii="Calibri" w:cs="Calibri" w:eastAsia="Calibri" w:hAnsi="Calibri"/>
-        </w:rPr>
-        <w:t xml:space="preserve">Appendix B. Preexisting work and LLM usage statement</w:t>
-      </w:r>
-    </w:p>
-    <w:p>
-      <w:pPr>
-        <w:pStyle w:val="ListParagraph"/>
-        <w:numPr>
-          <w:ilvl w:val="0"/>
-          <w:numId w:val="6"/>
-        </w:numPr>
-        <w:spacing w:after="60"/>
-      </w:pPr>
-      <w:r>
-        <w:rPr>
-          <w:rFonts w:ascii="Calibri" w:cs="Calibri" w:eastAsia="Calibri" w:hAnsi="Calibri"/>
-          <w:b/>
-          <w:bCs/>
-        </w:rPr>
-        <w:t xml:space="preserve">Before the sprint.</w:t>
-      </w:r>
-      <w:r>
-        <w:rPr>
-          <w:rFonts w:ascii="Calibri" w:cs="Calibri" w:eastAsia="Calibri" w:hAnsi="Calibri"/>
-        </w:rPr>
-        <w:t xml:space="preserve"> I worked out the research question and the framework in the week before the sprint, as notes. The framework was the review game, the eight settings, the five causes of agreement, the plus-factor idea, and the reading list. No code, prompts, runs, or results existed before the sprint.</w:t>
-      </w:r>
-    </w:p>
-    <w:p>
-      <w:pPr>
-        <w:pStyle w:val="ListParagraph"/>
-        <w:numPr>
-          <w:ilvl w:val="0"/>
-          <w:numId w:val="6"/>
-        </w:numPr>
-        <w:spacing w:after="60"/>
-      </w:pPr>
-      <w:r>
-        <w:rPr>
-          <w:rFonts w:ascii="Calibri" w:cs="Calibri" w:eastAsia="Calibri" w:hAnsi="Calibri"/>
-          <w:b/>
-          <w:bCs/>
-        </w:rPr>
-        <w:t xml:space="preserve">During the sprint.</w:t>
-      </w:r>
-      <w:r>
-        <w:rPr>
-          <w:rFonts w:ascii="Calibri" w:cs="Calibri" w:eastAsia="Calibri" w:hAnsi="Calibri"/>
-        </w:rPr>
-        <w:t xml:space="preserve"> Everything reported here: the code in </w:t>
+        <w:t xml:space="preserve">LLM usage.</w:t>
+      </w:r>
+      <w:r>
+        <w:rPr>
+          <w:rFonts w:ascii="Calibri" w:cs="Calibri" w:eastAsia="Calibri" w:hAnsi="Calibri"/>
+        </w:rPr>
+        <w:t xml:space="preserve"> I used AI assistants for code, analysis, and text: Claude Code, and ChatGPT for ideas. A background research agent (Claude) found and checked the sources in rows S27 to S46 of the source index (</w:t>
       </w:r>
       <w:r>
         <w:rPr>
@@ -14362,37 +14575,13 @@
           <w:sz w:val="19"/>
           <w:szCs w:val="19"/>
         </w:rPr>
-        <w:t xml:space="preserve">lab/</w:t>
-      </w:r>
-      <w:r>
-        <w:rPr>
-          <w:rFonts w:ascii="Calibri" w:cs="Calibri" w:eastAsia="Calibri" w:hAnsi="Calibri"/>
-        </w:rPr>
-        <w:t xml:space="preserve">, the preregistration, all runs, the hand classification, the analysis scripts, the figures, and this report. The README of the repository says the same.</w:t>
-      </w:r>
-    </w:p>
-    <w:p>
-      <w:pPr>
-        <w:pStyle w:val="ListParagraph"/>
-        <w:numPr>
-          <w:ilvl w:val="0"/>
-          <w:numId w:val="6"/>
-        </w:numPr>
-        <w:spacing w:after="60"/>
-      </w:pPr>
-      <w:r>
-        <w:rPr>
-          <w:rFonts w:ascii="Calibri" w:cs="Calibri" w:eastAsia="Calibri" w:hAnsi="Calibri"/>
-          <w:b/>
-          <w:bCs/>
-        </w:rPr>
-        <w:t xml:space="preserve">LLM usage.</w:t>
-      </w:r>
-      <w:r>
-        <w:rPr>
-          <w:rFonts w:ascii="Calibri" w:cs="Calibri" w:eastAsia="Calibri" w:hAnsi="Calibri"/>
-        </w:rPr>
-        <w:t xml:space="preserve"> I used AI assistants for code, analysis, and text: Claude Code, and ChatGPT for ideas. A background research agent (Claude) found and checked the sources [S27] to [S46] and wrote </w:t>
+        <w:t xml:space="preserve">literature/INDEX.md</w:t>
+      </w:r>
+      <w:r>
+        <w:rPr>
+          <w:rFonts w:ascii="Calibri" w:cs="Calibri" w:eastAsia="Calibri" w:hAnsi="Calibri"/>
+        </w:rPr>
+        <w:t xml:space="preserve">) and wrote </w:t>
       </w:r>
       <w:r>
         <w:rPr>
@@ -17586,7 +17775,7 @@
         <w:pStyle w:val="ListParagraph"/>
         <w:numPr>
           <w:ilvl w:val="0"/>
-          <w:numId w:val="9"/>
+          <w:numId w:val="10"/>
         </w:numPr>
         <w:spacing w:after="60"/>
       </w:pPr>
@@ -17610,7 +17799,7 @@
         <w:pStyle w:val="ListParagraph"/>
         <w:numPr>
           <w:ilvl w:val="0"/>
-          <w:numId w:val="9"/>
+          <w:numId w:val="10"/>
         </w:numPr>
         <w:spacing w:after="60"/>
       </w:pPr>
@@ -17634,7 +17823,7 @@
         <w:pStyle w:val="ListParagraph"/>
         <w:numPr>
           <w:ilvl w:val="0"/>
-          <w:numId w:val="9"/>
+          <w:numId w:val="10"/>
         </w:numPr>
         <w:spacing w:after="60"/>
       </w:pPr>
@@ -17658,7 +17847,7 @@
         <w:pStyle w:val="ListParagraph"/>
         <w:numPr>
           <w:ilvl w:val="0"/>
-          <w:numId w:val="9"/>
+          <w:numId w:val="10"/>
         </w:numPr>
         <w:spacing w:after="60"/>
       </w:pPr>
@@ -23947,6 +24136,12 @@
     </w:lvlOverride>
   </w:num>
   <w:num w:numId="9">
+    <w:abstractNumId w:val="3"/>
+    <w:lvlOverride w:ilvl="0">
+      <w:startOverride w:val="1"/>
+    </w:lvlOverride>
+  </w:num>
+  <w:num w:numId="10">
     <w:abstractNumId w:val="3"/>
     <w:lvlOverride w:ilvl="0">
       <w:startOverride w:val="1"/>
